--- a/ΠΛΑΤΦΟΡΜΑ ΦΟΙΤΗΤΙΚΩΝ ΟΜΑΔΩΝ_v2.docx
+++ b/ΠΛΑΤΦΟΡΜΑ ΦΟΙΤΗΤΙΚΩΝ ΟΜΑΔΩΝ_v2.docx
@@ -1,10 +1,10 @@
 
 <file path=word/document.xml><?xml version="1.0" encoding="utf-8"?>
-<w:document xmlns:wpc="http://schemas.microsoft.com/office/word/2010/wordprocessingCanvas" xmlns:cx="http://schemas.microsoft.com/office/drawing/2014/chartex" xmlns:cx1="http://schemas.microsoft.com/office/drawing/2015/9/8/chartex" xmlns:cx2="http://schemas.microsoft.com/office/drawing/2015/10/21/chartex" xmlns:cx3="http://schemas.microsoft.com/office/drawing/2016/5/9/chartex" xmlns:cx4="http://schemas.microsoft.com/office/drawing/2016/5/10/chartex" xmlns:cx5="http://schemas.microsoft.com/office/drawing/2016/5/11/chartex" xmlns:cx6="http://schemas.microsoft.com/office/drawing/2016/5/12/chartex" xmlns:cx7="http://schemas.microsoft.com/office/drawing/2016/5/13/chartex" xmlns:cx8="http://schemas.microsoft.com/office/drawing/2016/5/14/chartex" xmlns:mc="http://schemas.openxmlformats.org/markup-compatibility/2006" xmlns:aink="http://schemas.microsoft.com/office/drawing/2016/ink" xmlns:am3d="http://schemas.microsoft.com/office/drawing/2017/model3d" xmlns:o="urn:schemas-microsoft-com:office:office" xmlns:oel="http://schemas.microsoft.com/office/2019/extlst" xmlns:r="http://schemas.openxmlformats.org/officeDocument/2006/relationships" xmlns:m="http://schemas.openxmlformats.org/officeDocument/2006/math" xmlns:v="urn:schemas-microsoft-com:vml" xmlns:wp14="http://schemas.microsoft.com/office/word/2010/wordprocessingDrawing" xmlns:wp="http://schemas.openxmlformats.org/drawingml/2006/wordprocessingDrawing" xmlns:w10="urn:schemas-microsoft-com:office:word" xmlns:w="http://schemas.openxmlformats.org/wordprocessingml/2006/main" xmlns:w14="http://schemas.microsoft.com/office/word/2010/wordml" xmlns:w15="http://schemas.microsoft.com/office/word/2012/wordml" xmlns:w16cex="http://schemas.microsoft.com/office/word/2018/wordml/cex" xmlns:w16cid="http://schemas.microsoft.com/office/word/2016/wordml/cid" xmlns:w16="http://schemas.microsoft.com/office/word/2018/wordml" xmlns:w16du="http://schemas.microsoft.com/office/word/2023/wordml/word16du" xmlns:w16sdtdh="http://schemas.microsoft.com/office/word/2020/wordml/sdtdatahash" xmlns:w16sdtfl="http://schemas.microsoft.com/office/word/2024/wordml/sdtformatlock" xmlns:w16se="http://schemas.microsoft.com/office/word/2015/wordml/symex" xmlns:wpg="http://schemas.microsoft.com/office/word/2010/wordprocessingGroup" xmlns:wpi="http://schemas.microsoft.com/office/word/2010/wordprocessingInk" xmlns:wne="http://schemas.microsoft.com/office/word/2006/wordml" xmlns:wps="http://schemas.microsoft.com/office/word/2010/wordprocessingShape" mc:Ignorable="w14 w15 w16se w16cid w16 w16cex w16sdtdh w16sdtfl w16du wp14">
+<w:document xmlns:wpc="http://schemas.microsoft.com/office/word/2010/wordprocessingCanvas" xmlns:cx="http://schemas.microsoft.com/office/drawing/2014/chartex" xmlns:cx1="http://schemas.microsoft.com/office/drawing/2015/9/8/chartex" xmlns:cx2="http://schemas.microsoft.com/office/drawing/2015/10/21/chartex" xmlns:cx3="http://schemas.microsoft.com/office/drawing/2016/5/9/chartex" xmlns:cx4="http://schemas.microsoft.com/office/drawing/2016/5/10/chartex" xmlns:cx5="http://schemas.microsoft.com/office/drawing/2016/5/11/chartex" xmlns:cx6="http://schemas.microsoft.com/office/drawing/2016/5/12/chartex" xmlns:cx7="http://schemas.microsoft.com/office/drawing/2016/5/13/chartex" xmlns:cx8="http://schemas.microsoft.com/office/drawing/2016/5/14/chartex" xmlns:mc="http://schemas.openxmlformats.org/markup-compatibility/2006" xmlns:aink="http://schemas.microsoft.com/office/drawing/2016/ink" xmlns:am3d="http://schemas.microsoft.com/office/drawing/2017/model3d" xmlns:o="urn:schemas-microsoft-com:office:office" xmlns:r="http://schemas.openxmlformats.org/officeDocument/2006/relationships" xmlns:m="http://schemas.openxmlformats.org/officeDocument/2006/math" xmlns:v="urn:schemas-microsoft-com:vml" xmlns:wp14="http://schemas.microsoft.com/office/word/2010/wordprocessingDrawing" xmlns:wp="http://schemas.openxmlformats.org/drawingml/2006/wordprocessingDrawing" xmlns:w10="urn:schemas-microsoft-com:office:word" xmlns:w="http://schemas.openxmlformats.org/wordprocessingml/2006/main" xmlns:w14="http://schemas.microsoft.com/office/word/2010/wordml" xmlns:w15="http://schemas.microsoft.com/office/word/2012/wordml" xmlns:w16cex="http://schemas.microsoft.com/office/word/2018/wordml/cex" xmlns:w16cid="http://schemas.microsoft.com/office/word/2016/wordml/cid" xmlns:w16="http://schemas.microsoft.com/office/word/2018/wordml" xmlns:w16sdtdh="http://schemas.microsoft.com/office/word/2020/wordml/sdtdatahash" xmlns:w16se="http://schemas.microsoft.com/office/word/2015/wordml/symex" xmlns:wpg="http://schemas.microsoft.com/office/word/2010/wordprocessingGroup" xmlns:wpi="http://schemas.microsoft.com/office/word/2010/wordprocessingInk" xmlns:wne="http://schemas.microsoft.com/office/word/2006/wordml" xmlns:wps="http://schemas.microsoft.com/office/word/2010/wordprocessingShape" mc:Ignorable="w14 w15 w16se w16cid w16 w16cex w16sdtdh wp14">
   <w:body>
     <w:p>
       <w:pPr>
-        <w:pStyle w:val="Title"/>
+        <w:pStyle w:val="a3"/>
         <w:rPr>
           <w:rFonts w:ascii="Times New Roman" w:hAnsi="Times New Roman" w:cs="Times New Roman"/>
           <w:b/>
@@ -81,7 +81,16 @@
           <w:szCs w:val="24"/>
           <w:lang w:eastAsia="el-GR"/>
         </w:rPr>
-        <w:t>συλλόγους και ομάδες ενός πανεπιστημίου σε ένα ολοκληρωμένο περιβάλλον (ιστοσελίδα/εφαρμογή). Στόχος είναι η οργάνωση, η προβολή και η υποστήριξη των δραστηριοτήτων τους, καθώς και η βελτίωση της επικοινωνίας με τη φοιτητική κοινότητα.</w:t>
+        <w:t xml:space="preserve">συλλόγους και ομάδες ενός πανεπιστημίου σε ένα ολοκληρωμένο περιβάλλον </w:t>
+      </w:r>
+      <w:r>
+        <w:rPr>
+          <w:rFonts w:ascii="Times New Roman" w:eastAsia="Times New Roman" w:hAnsi="Times New Roman" w:cs="Times New Roman"/>
+          <w:sz w:val="24"/>
+          <w:szCs w:val="24"/>
+          <w:lang w:eastAsia="el-GR"/>
+        </w:rPr>
+        <w:t>(ιστοσελίδα/εφαρμογή). Στόχος είναι η οργάνωση, η προβολή και η υποστήριξη των δραστηριοτήτων τους, καθώς και η βελτίωση της επικοινωνίας με τη φοιτητική κοινότητα.</w:t>
       </w:r>
     </w:p>
     <w:p>
@@ -149,7 +158,17 @@
           <w:szCs w:val="24"/>
           <w:lang w:eastAsia="el-GR"/>
         </w:rPr>
-        <w:t>χαοτικό κατακερματισμό</w:t>
+        <w:t>χαοτικό κατακερματισμ</w:t>
+      </w:r>
+      <w:r>
+        <w:rPr>
+          <w:rFonts w:ascii="Times New Roman" w:eastAsia="Times New Roman" w:hAnsi="Times New Roman" w:cs="Times New Roman"/>
+          <w:bCs/>
+          <w:sz w:val="24"/>
+          <w:szCs w:val="24"/>
+          <w:lang w:eastAsia="el-GR"/>
+        </w:rPr>
+        <w:t>ό</w:t>
       </w:r>
       <w:r>
         <w:rPr>
@@ -284,7 +303,16 @@
           <w:szCs w:val="24"/>
           <w:lang w:eastAsia="el-GR"/>
         </w:rPr>
-        <w:t>οι σύλλογοι οργανώνουν αποτελεσματικότερα τις δράσεις τους,</w:t>
+        <w:t xml:space="preserve">οι σύλλογοι οργανώνουν αποτελεσματικότερα τις δράσεις </w:t>
+      </w:r>
+      <w:r>
+        <w:rPr>
+          <w:rFonts w:ascii="Times New Roman" w:eastAsia="Times New Roman" w:hAnsi="Times New Roman" w:cs="Times New Roman"/>
+          <w:sz w:val="24"/>
+          <w:szCs w:val="24"/>
+          <w:lang w:eastAsia="el-GR"/>
+        </w:rPr>
+        <w:t>τους,</w:t>
       </w:r>
     </w:p>
     <w:p>
@@ -429,7 +457,19 @@
           <w:szCs w:val="36"/>
           <w:lang w:eastAsia="el-GR"/>
         </w:rPr>
-        <w:t>Κύριες Λειτουργίες</w:t>
+        <w:t>Κύριες Λειτουργίε</w:t>
+      </w:r>
+      <w:r>
+        <w:rPr>
+          <w:rFonts w:ascii="Times New Roman" w:eastAsia="Times New Roman" w:hAnsi="Times New Roman" w:cs="Times New Roman"/>
+          <w:b/>
+          <w:bCs/>
+          <w:color w:val="2F5496" w:themeColor="accent5" w:themeShade="BF"/>
+          <w:sz w:val="36"/>
+          <w:szCs w:val="36"/>
+          <w:lang w:eastAsia="el-GR"/>
+        </w:rPr>
+        <w:t>ς</w:t>
       </w:r>
     </w:p>
     <w:p>
@@ -618,7 +658,16 @@
           <w:szCs w:val="24"/>
           <w:lang w:eastAsia="el-GR"/>
         </w:rPr>
-        <w:t>Προαιρετικά: πρόσβαση σε στοιχεία συμμετοχών, παρουσιών ή ιστορικού δράσεων.</w:t>
+        <w:t xml:space="preserve">Προαιρετικά: πρόσβαση σε </w:t>
+      </w:r>
+      <w:r>
+        <w:rPr>
+          <w:rFonts w:ascii="Times New Roman" w:eastAsia="Times New Roman" w:hAnsi="Times New Roman" w:cs="Times New Roman"/>
+          <w:sz w:val="24"/>
+          <w:szCs w:val="24"/>
+          <w:lang w:eastAsia="el-GR"/>
+        </w:rPr>
+        <w:t>στοιχεία συμμετοχών, παρουσιών ή ιστορικού δράσεων.</w:t>
       </w:r>
     </w:p>
     <w:p>
@@ -776,7 +825,16 @@
           <w:szCs w:val="24"/>
           <w:lang w:eastAsia="el-GR"/>
         </w:rPr>
-        <w:t>Αξιολόγηση εκδήλωσης από τους συμμετέχοντες.</w:t>
+        <w:t>Αξιολόγηση εκ</w:t>
+      </w:r>
+      <w:r>
+        <w:rPr>
+          <w:rFonts w:ascii="Times New Roman" w:eastAsia="Times New Roman" w:hAnsi="Times New Roman" w:cs="Times New Roman"/>
+          <w:sz w:val="24"/>
+          <w:szCs w:val="24"/>
+          <w:lang w:eastAsia="el-GR"/>
+        </w:rPr>
+        <w:t>δήλωσης από τους συμμετέχοντες.</w:t>
       </w:r>
     </w:p>
     <w:p>
@@ -977,7 +1035,18 @@
           <w:szCs w:val="27"/>
           <w:lang w:eastAsia="el-GR"/>
         </w:rPr>
-        <w:t>1. Φοιτητής (βασικός χρήστης)</w:t>
+        <w:t>1. Φοιτητής (βασικός χρήσ</w:t>
+      </w:r>
+      <w:r>
+        <w:rPr>
+          <w:rFonts w:ascii="Times New Roman" w:eastAsia="Times New Roman" w:hAnsi="Times New Roman" w:cs="Times New Roman"/>
+          <w:b/>
+          <w:bCs/>
+          <w:sz w:val="27"/>
+          <w:szCs w:val="27"/>
+          <w:lang w:eastAsia="el-GR"/>
+        </w:rPr>
+        <w:t>της)</w:t>
       </w:r>
     </w:p>
     <w:p>
@@ -1187,7 +1256,16 @@
           <w:szCs w:val="24"/>
           <w:lang w:eastAsia="el-GR"/>
         </w:rPr>
-        <w:t>Ανάρτηση δράσεων, εκδηλώσεων και ανακοινώσεων.</w:t>
+        <w:t xml:space="preserve">Ανάρτηση δράσεων, εκδηλώσεων και </w:t>
+      </w:r>
+      <w:r>
+        <w:rPr>
+          <w:rFonts w:ascii="Times New Roman" w:eastAsia="Times New Roman" w:hAnsi="Times New Roman" w:cs="Times New Roman"/>
+          <w:sz w:val="24"/>
+          <w:szCs w:val="24"/>
+          <w:lang w:eastAsia="el-GR"/>
+        </w:rPr>
+        <w:t>ανακοινώσεων.</w:t>
       </w:r>
     </w:p>
     <w:p>
@@ -1353,23 +1431,33 @@
           <w:szCs w:val="27"/>
           <w:lang w:eastAsia="el-GR"/>
         </w:rPr>
-        <w:t xml:space="preserve">4. Διαχειριστής Πανεπιστημιακού </w:t>
-      </w:r>
-      <w:r>
-        <w:rPr>
-          <w:rFonts w:ascii="Times New Roman" w:eastAsia="Times New Roman" w:hAnsi="Times New Roman" w:cs="Times New Roman"/>
+        <w:t>4. Διαχει</w:t>
+      </w:r>
+      <w:r>
+        <w:rPr>
           <w:b/>
           <w:bCs/>
           <w:sz w:val="27"/>
           <w:szCs w:val="27"/>
           <w:lang w:eastAsia="el-GR"/>
         </w:rPr>
+        <w:t xml:space="preserve">ριστής Πανεπιστημιακού </w:t>
+      </w:r>
+      <w:r>
+        <w:rPr>
+          <w:rFonts w:ascii="Times New Roman" w:eastAsia="Times New Roman" w:hAnsi="Times New Roman" w:cs="Times New Roman"/>
+          <w:b/>
+          <w:bCs/>
+          <w:sz w:val="27"/>
+          <w:szCs w:val="27"/>
+          <w:lang w:eastAsia="el-GR"/>
+        </w:rPr>
         <w:t>Συλλόγου</w:t>
       </w:r>
     </w:p>
     <w:p>
       <w:pPr>
-        <w:pStyle w:val="ListParagraph"/>
+        <w:pStyle w:val="a7"/>
         <w:numPr>
           <w:ilvl w:val="0"/>
           <w:numId w:val="19"/>
@@ -1392,7 +1480,7 @@
     </w:p>
     <w:p>
       <w:pPr>
-        <w:pStyle w:val="ListParagraph"/>
+        <w:pStyle w:val="a7"/>
         <w:numPr>
           <w:ilvl w:val="0"/>
           <w:numId w:val="19"/>
@@ -1415,7 +1503,7 @@
     </w:p>
     <w:p>
       <w:pPr>
-        <w:pStyle w:val="ListParagraph"/>
+        <w:pStyle w:val="a7"/>
         <w:numPr>
           <w:ilvl w:val="0"/>
           <w:numId w:val="19"/>
@@ -1687,7 +1775,16 @@
                 <w:szCs w:val="24"/>
                 <w:lang w:eastAsia="el-GR"/>
               </w:rPr>
-              <w:t>Ο βασικός χρήστης της πλατφόρμας που συμμετέχει σε συλλόγους και εκδηλώσεις.</w:t>
+              <w:t xml:space="preserve">Ο βασικός χρήστης της </w:t>
+            </w:r>
+            <w:r>
+              <w:rPr>
+                <w:rFonts w:ascii="Times New Roman" w:eastAsia="Times New Roman" w:hAnsi="Times New Roman" w:cs="Times New Roman"/>
+                <w:sz w:val="24"/>
+                <w:szCs w:val="24"/>
+                <w:lang w:eastAsia="el-GR"/>
+              </w:rPr>
+              <w:t>πλατφόρμας που συμμετέχει σε συλλόγους και εκδηλώσεις.</w:t>
             </w:r>
           </w:p>
           <w:p>
@@ -1852,7 +1949,16 @@
                 <w:szCs w:val="24"/>
                 <w:lang w:eastAsia="el-GR"/>
               </w:rPr>
-              <w:t>Η σχέση μεταξύ χρήστη και συλλόγου, με πληροφορίες για τον ρόλο του μέλους.</w:t>
+              <w:t xml:space="preserve">Η σχέση μεταξύ χρήστη και συλλόγου, με πληροφορίες για τον ρόλο του </w:t>
+            </w:r>
+            <w:r>
+              <w:rPr>
+                <w:rFonts w:ascii="Times New Roman" w:eastAsia="Times New Roman" w:hAnsi="Times New Roman" w:cs="Times New Roman"/>
+                <w:sz w:val="24"/>
+                <w:szCs w:val="24"/>
+                <w:lang w:eastAsia="el-GR"/>
+              </w:rPr>
+              <w:t>μέλους.</w:t>
             </w:r>
           </w:p>
           <w:p>
@@ -2053,7 +2159,16 @@
                 <w:szCs w:val="24"/>
                 <w:lang w:eastAsia="el-GR"/>
               </w:rPr>
-              <w:t>Μήνυμα/ενημέρωση που δημοσιεύει ένας σύλλογος προς τα μέλη ή το κοινό.</w:t>
+              <w:t xml:space="preserve">Μήνυμα/ενημέρωση που δημοσιεύει ένας σύλλογος προς τα μέλη ή το </w:t>
+            </w:r>
+            <w:r>
+              <w:rPr>
+                <w:rFonts w:ascii="Times New Roman" w:eastAsia="Times New Roman" w:hAnsi="Times New Roman" w:cs="Times New Roman"/>
+                <w:sz w:val="24"/>
+                <w:szCs w:val="24"/>
+                <w:lang w:eastAsia="el-GR"/>
+              </w:rPr>
+              <w:t>κοινό.</w:t>
             </w:r>
           </w:p>
           <w:p>
@@ -2267,7 +2382,16 @@
                 <w:szCs w:val="24"/>
                 <w:lang w:eastAsia="el-GR"/>
               </w:rPr>
-              <w:t>Συγκεντρωτικά δεδομένα χρήσης της πλατφόρμας για εποπτικούς σκοπούς.</w:t>
+              <w:t xml:space="preserve">Συγκεντρωτικά δεδομένα χρήσης της </w:t>
+            </w:r>
+            <w:r>
+              <w:rPr>
+                <w:rFonts w:ascii="Times New Roman" w:eastAsia="Times New Roman" w:hAnsi="Times New Roman" w:cs="Times New Roman"/>
+                <w:sz w:val="24"/>
+                <w:szCs w:val="24"/>
+                <w:lang w:eastAsia="el-GR"/>
+              </w:rPr>
+              <w:t>πλατφόρμας για εποπτικούς σκοπούς.</w:t>
             </w:r>
           </w:p>
           <w:p>
@@ -2434,7 +2558,16 @@
                 <w:szCs w:val="24"/>
                 <w:lang w:eastAsia="el-GR"/>
               </w:rPr>
-              <w:t>Η βαθμολογία κάθε εκδήλωσης που μπορεί να βάλει ο χρήστης που έχει παρευρεθεί.</w:t>
+              <w:t>Η βαθμολογία κάθε εκδήλωσης που μπορε</w:t>
+            </w:r>
+            <w:r>
+              <w:rPr>
+                <w:rFonts w:ascii="Times New Roman" w:eastAsia="Times New Roman" w:hAnsi="Times New Roman" w:cs="Times New Roman"/>
+                <w:sz w:val="24"/>
+                <w:szCs w:val="24"/>
+                <w:lang w:eastAsia="el-GR"/>
+              </w:rPr>
+              <w:t>ί να βάλει ο χρήστης που έχει παρευρεθεί.</w:t>
             </w:r>
           </w:p>
         </w:tc>
@@ -2601,7 +2734,16 @@
                 <w:szCs w:val="24"/>
                 <w:lang w:eastAsia="el-GR"/>
               </w:rPr>
-              <w:t>Το προφίλ του κάθε  χρήστη που δημιουργείται κατά την σύνδεση του στην πλατφόρμα, το οποίο έχει δικαίωμα να επεξεργαστεί .</w:t>
+              <w:t xml:space="preserve">Το προφίλ του κάθε  χρήστη που δημιουργείται κατά την σύνδεση του στην </w:t>
+            </w:r>
+            <w:r>
+              <w:rPr>
+                <w:rFonts w:ascii="Times New Roman" w:eastAsia="Times New Roman" w:hAnsi="Times New Roman" w:cs="Times New Roman"/>
+                <w:sz w:val="24"/>
+                <w:szCs w:val="24"/>
+                <w:lang w:eastAsia="el-GR"/>
+              </w:rPr>
+              <w:t>πλατφόρμα, το οποίο έχει δικαίωμα να επεξεργαστεί .</w:t>
             </w:r>
           </w:p>
         </w:tc>
@@ -2670,11 +2812,17 @@
     </w:p>
     <w:p>
       <w:pPr>
-        <w:pStyle w:val="NormalWeb"/>
+        <w:pStyle w:val="Web"/>
         <w:spacing w:before="280" w:after="280"/>
       </w:pPr>
       <w:r>
-        <w:t>Εν κατακλείδι, η Πλατφόρμα Πανεπιστημιακών Συλλόγων φιλοδοξεί αν συγκεντρώσει σε ένα ενιαίο ψηφιακό περιβάλλον όσα σήμερα είναι διάσπαρτα σε διαφορετικά μέσα, προσφέροντας στους χρήστες άμεση ενημέρωση και εύκολη συμμετοχή, ενώ παράλληλα δίνει στους συλλόγους τα εργαλεία για καλύτερη οργάνωση, προβολή και συντονισμό των δράσεων τους. Με λειτουργίες όπως διαχείριση μελών, εκδηλώσεων, κρατήσεων και επικοινωνίας, η εφαρμογή ενισχύει ουσιαστικά τη φοιτητική ζωή και δημιουργεί μια πιο συνδεδεμένη, ενεργή και λειτουργική πανεπιστημιακή κοινότητα. Πρόκειται για μια λύση που απαντά σε πραγματικές ανάγκες και μπορεί να αποτελέσει σημείο αναφοράς για τη φοιτητική δραστηριότητα.</w:t>
+        <w:t>Εν κατακλείδι, η Πλατφόρμα Πανεπιστημιακών Συλλόγων φιλοδοξεί αν συγκεντρώσει σε ένα ενιαίο ψηφιακό περιβάλλον όσα σήμερα είναι διάσπαρτα σε διαφορετικά μέσα, προσφέροντας στους χρήστες άμεση ενημέρ</w:t>
+      </w:r>
+      <w:r>
+        <w:t>ωση και εύκολη συμμετοχή, ενώ παράλληλα δίνει στους συλλόγους τα εργαλεία για καλύτερη οργάνωση, προβολή και συντονισμό των δράσεων τους. Με λειτουργίες όπως διαχείριση μελών, εκδηλώσεων, κρατήσεων και επικοινωνίας, η εφαρμογή ενισχύει ουσιαστικά τη φοιτητ</w:t>
+      </w:r>
+      <w:r>
+        <w:t>ική ζωή και δημιουργεί μια πιο συνδεδεμένη, ενεργή και λειτουργική πανεπιστημιακή κοινότητα. Πρόκειται για μια λύση που απαντά σε πραγματικές ανάγκες και μπορεί να αποτελέσει σημείο αναφοράς για τη φοιτητική δραστηριότητα.</w:t>
       </w:r>
     </w:p>
     <w:p>
@@ -2715,7 +2863,7 @@
     </w:p>
     <w:p>
       <w:pPr>
-        <w:pStyle w:val="ListParagraph"/>
+        <w:pStyle w:val="a7"/>
         <w:numPr>
           <w:ilvl w:val="0"/>
           <w:numId w:val="28"/>
@@ -2762,7 +2910,7 @@
     </w:p>
     <w:p>
       <w:pPr>
-        <w:pStyle w:val="ListParagraph"/>
+        <w:pStyle w:val="a7"/>
         <w:numPr>
           <w:ilvl w:val="2"/>
           <w:numId w:val="27"/>
@@ -2807,7 +2955,7 @@
     </w:p>
     <w:p>
       <w:pPr>
-        <w:pStyle w:val="ListParagraph"/>
+        <w:pStyle w:val="a7"/>
         <w:numPr>
           <w:ilvl w:val="2"/>
           <w:numId w:val="27"/>
@@ -2832,7 +2980,7 @@
     </w:p>
     <w:p>
       <w:pPr>
-        <w:pStyle w:val="ListParagraph"/>
+        <w:pStyle w:val="a7"/>
         <w:numPr>
           <w:ilvl w:val="3"/>
           <w:numId w:val="27"/>
@@ -2929,7 +3077,7 @@
     </w:p>
     <w:p>
       <w:pPr>
-        <w:pStyle w:val="ListParagraph"/>
+        <w:pStyle w:val="a7"/>
         <w:numPr>
           <w:ilvl w:val="3"/>
           <w:numId w:val="27"/>
@@ -2954,7 +3102,7 @@
     </w:p>
     <w:p>
       <w:pPr>
-        <w:pStyle w:val="ListParagraph"/>
+        <w:pStyle w:val="a7"/>
         <w:numPr>
           <w:ilvl w:val="3"/>
           <w:numId w:val="27"/>
@@ -2979,7 +3127,7 @@
     </w:p>
     <w:p>
       <w:pPr>
-        <w:pStyle w:val="ListParagraph"/>
+        <w:pStyle w:val="a7"/>
         <w:numPr>
           <w:ilvl w:val="3"/>
           <w:numId w:val="27"/>
@@ -3041,7 +3189,7 @@
     </w:p>
     <w:p>
       <w:pPr>
-        <w:pStyle w:val="ListParagraph"/>
+        <w:pStyle w:val="a7"/>
         <w:numPr>
           <w:ilvl w:val="3"/>
           <w:numId w:val="27"/>
@@ -3139,7 +3287,7 @@
     </w:p>
     <w:p>
       <w:pPr>
-        <w:pStyle w:val="ListParagraph"/>
+        <w:pStyle w:val="a7"/>
         <w:numPr>
           <w:ilvl w:val="3"/>
           <w:numId w:val="27"/>
@@ -3201,7 +3349,7 @@
     </w:p>
     <w:p>
       <w:pPr>
-        <w:pStyle w:val="ListParagraph"/>
+        <w:pStyle w:val="a7"/>
         <w:numPr>
           <w:ilvl w:val="3"/>
           <w:numId w:val="27"/>
@@ -3280,7 +3428,7 @@
     </w:p>
     <w:p>
       <w:pPr>
-        <w:pStyle w:val="ListParagraph"/>
+        <w:pStyle w:val="a7"/>
         <w:numPr>
           <w:ilvl w:val="3"/>
           <w:numId w:val="27"/>
@@ -3359,7 +3507,7 @@
     </w:p>
     <w:p>
       <w:pPr>
-        <w:pStyle w:val="ListParagraph"/>
+        <w:pStyle w:val="a7"/>
         <w:numPr>
           <w:ilvl w:val="3"/>
           <w:numId w:val="27"/>
@@ -3430,7 +3578,7 @@
     </w:p>
     <w:p>
       <w:pPr>
-        <w:pStyle w:val="ListParagraph"/>
+        <w:pStyle w:val="a7"/>
         <w:ind w:left="2880"/>
         <w:rPr>
           <w:rFonts w:ascii="Times New Roman" w:hAnsi="Times New Roman" w:cs="Times New Roman"/>
@@ -3442,7 +3590,7 @@
     </w:p>
     <w:p>
       <w:pPr>
-        <w:pStyle w:val="ListParagraph"/>
+        <w:pStyle w:val="a7"/>
         <w:numPr>
           <w:ilvl w:val="3"/>
           <w:numId w:val="27"/>
@@ -3468,7 +3616,7 @@
     </w:p>
     <w:p>
       <w:pPr>
-        <w:pStyle w:val="ListParagraph"/>
+        <w:pStyle w:val="a7"/>
         <w:ind w:left="2880"/>
         <w:rPr>
           <w:rFonts w:ascii="Times New Roman" w:hAnsi="Times New Roman" w:cs="Times New Roman"/>
@@ -3508,7 +3656,7 @@
     </w:p>
     <w:p>
       <w:pPr>
-        <w:pStyle w:val="ListParagraph"/>
+        <w:pStyle w:val="a7"/>
         <w:numPr>
           <w:ilvl w:val="4"/>
           <w:numId w:val="27"/>
@@ -3552,7 +3700,7 @@
     </w:p>
     <w:p>
       <w:pPr>
-        <w:pStyle w:val="ListParagraph"/>
+        <w:pStyle w:val="a7"/>
         <w:numPr>
           <w:ilvl w:val="4"/>
           <w:numId w:val="27"/>
@@ -3596,7 +3744,7 @@
     </w:p>
     <w:p>
       <w:pPr>
-        <w:pStyle w:val="ListParagraph"/>
+        <w:pStyle w:val="a7"/>
         <w:rPr>
           <w:rFonts w:ascii="Times New Roman" w:hAnsi="Times New Roman" w:cs="Times New Roman"/>
           <w:b/>
@@ -3661,7 +3809,7 @@
     </w:p>
     <w:p>
       <w:pPr>
-        <w:pStyle w:val="ListParagraph"/>
+        <w:pStyle w:val="a7"/>
         <w:rPr>
           <w:rFonts w:ascii="Times New Roman" w:hAnsi="Times New Roman" w:cs="Times New Roman"/>
           <w:bCs/>
@@ -3709,7 +3857,7 @@
     </w:p>
     <w:p>
       <w:pPr>
-        <w:pStyle w:val="ListParagraph"/>
+        <w:pStyle w:val="a7"/>
         <w:rPr>
           <w:rFonts w:ascii="Times New Roman" w:hAnsi="Times New Roman" w:cs="Times New Roman"/>
           <w:bCs/>
@@ -3811,7 +3959,7 @@
     </w:p>
     <w:p>
       <w:pPr>
-        <w:pStyle w:val="ListParagraph"/>
+        <w:pStyle w:val="a7"/>
         <w:rPr>
           <w:rFonts w:ascii="Times New Roman" w:hAnsi="Times New Roman" w:cs="Times New Roman"/>
           <w:bCs/>
@@ -3922,7 +4070,7 @@
     </w:p>
     <w:p>
       <w:pPr>
-        <w:pStyle w:val="ListParagraph"/>
+        <w:pStyle w:val="a7"/>
         <w:ind w:left="3600"/>
         <w:rPr>
           <w:rFonts w:ascii="Times New Roman" w:hAnsi="Times New Roman" w:cs="Times New Roman"/>
@@ -3934,7 +4082,7 @@
     </w:p>
     <w:p>
       <w:pPr>
-        <w:pStyle w:val="ListParagraph"/>
+        <w:pStyle w:val="a7"/>
         <w:numPr>
           <w:ilvl w:val="0"/>
           <w:numId w:val="28"/>
@@ -3991,7 +4139,7 @@
     </w:p>
     <w:p>
       <w:pPr>
-        <w:pStyle w:val="ListParagraph"/>
+        <w:pStyle w:val="a7"/>
         <w:numPr>
           <w:ilvl w:val="0"/>
           <w:numId w:val="29"/>
@@ -4026,7 +4174,7 @@
     </w:p>
     <w:p>
       <w:pPr>
-        <w:pStyle w:val="ListParagraph"/>
+        <w:pStyle w:val="a7"/>
         <w:numPr>
           <w:ilvl w:val="0"/>
           <w:numId w:val="29"/>
@@ -5059,6 +5207,13 @@
           <w:szCs w:val="24"/>
         </w:rPr>
         <w:tab/>
+      </w:r>
+      <w:r>
+        <w:rPr>
+          <w:rFonts w:ascii="Times New Roman" w:hAnsi="Times New Roman" w:cs="Times New Roman"/>
+          <w:sz w:val="24"/>
+          <w:szCs w:val="24"/>
+        </w:rPr>
         <w:t xml:space="preserve">2. Γίνεται αυτόματη </w:t>
       </w:r>
       <w:proofErr w:type="spellStart"/>
@@ -5205,7 +5360,15 @@
           <w:sz w:val="24"/>
           <w:szCs w:val="24"/>
         </w:rPr>
-        <w:t>Συντάκτης της ανακοίνωσης είναι ο διαχειριστής .</w:t>
+        <w:t>Συντ</w:t>
+      </w:r>
+      <w:r>
+        <w:rPr>
+          <w:rFonts w:ascii="Times New Roman" w:hAnsi="Times New Roman" w:cs="Times New Roman"/>
+          <w:sz w:val="24"/>
+          <w:szCs w:val="24"/>
+        </w:rPr>
+        <w:t>άκτης της ανακοίνωσης είναι ο διαχειριστής .</w:t>
       </w:r>
     </w:p>
     <w:p>
@@ -5508,7 +5671,15 @@
           <w:sz w:val="24"/>
           <w:szCs w:val="24"/>
         </w:rPr>
-        <w:t>Ο χρήστης βλέπει όλες τις λεπτομέρειες της εκδήλωσης, καθώς και τις διαθέσιμες θέσεις της εκδήλωσης.</w:t>
+        <w:t xml:space="preserve">Ο χρήστης βλέπει όλες τις λεπτομέρειες </w:t>
+      </w:r>
+      <w:r>
+        <w:rPr>
+          <w:rFonts w:ascii="Times New Roman" w:hAnsi="Times New Roman" w:cs="Times New Roman"/>
+          <w:sz w:val="24"/>
+          <w:szCs w:val="24"/>
+        </w:rPr>
+        <w:t>της εκδήλωσης, καθώς και τις διαθέσιμες θέσεις της εκδήλωσης.</w:t>
       </w:r>
     </w:p>
     <w:p>
@@ -5648,7 +5819,15 @@
           <w:szCs w:val="24"/>
         </w:rPr>
         <w:lastRenderedPageBreak/>
-        <w:t>Ο χρήστης μπορεί να επιλέγει αν θέλει να του σταλθεί ενημερωτικό μήνυμα στον ιδρυματικό λογαριασμό του δύο ημέρες πριν την εκδήλωση. </w:t>
+        <w:t>Ο χρήστης μπορεί να επιλέγει αν θέλει να του σταλθεί ενημερωτικό μήνυμα στον ιδρυματικό λογαριασμό του δύο η</w:t>
+      </w:r>
+      <w:r>
+        <w:rPr>
+          <w:rFonts w:ascii="Times New Roman" w:hAnsi="Times New Roman" w:cs="Times New Roman"/>
+          <w:sz w:val="24"/>
+          <w:szCs w:val="24"/>
+        </w:rPr>
+        <w:t>μέρες πριν την εκδήλωση. </w:t>
       </w:r>
     </w:p>
     <w:p>
@@ -5774,7 +5953,7 @@
     </w:p>
     <w:p>
       <w:pPr>
-        <w:pStyle w:val="ListParagraph"/>
+        <w:pStyle w:val="a7"/>
         <w:numPr>
           <w:ilvl w:val="0"/>
           <w:numId w:val="17"/>
@@ -5834,7 +6013,7 @@
     </w:p>
     <w:p>
       <w:pPr>
-        <w:pStyle w:val="ListParagraph"/>
+        <w:pStyle w:val="a7"/>
         <w:numPr>
           <w:ilvl w:val="0"/>
           <w:numId w:val="17"/>
@@ -5881,392 +6060,132 @@
           <w:szCs w:val="24"/>
         </w:rPr>
         <w:tab/>
-        <w:t>1. Ο διαχειριστής πατάει το κουμπί «Δημιουργία Ομάδας».</w:t>
-      </w:r>
-    </w:p>
-    <w:p>
-      <w:pPr>
-        <w:rPr>
-          <w:rFonts w:ascii="Times New Roman" w:hAnsi="Times New Roman" w:cs="Times New Roman"/>
-          <w:sz w:val="24"/>
-          <w:szCs w:val="24"/>
-        </w:rPr>
-      </w:pPr>
-      <w:r>
-        <w:rPr>
-          <w:rFonts w:ascii="Times New Roman" w:hAnsi="Times New Roman" w:cs="Times New Roman"/>
-          <w:sz w:val="24"/>
-          <w:szCs w:val="24"/>
-        </w:rPr>
-        <w:tab/>
-      </w:r>
-      <w:r>
-        <w:rPr>
-          <w:rFonts w:ascii="Times New Roman" w:hAnsi="Times New Roman" w:cs="Times New Roman"/>
-          <w:sz w:val="24"/>
-          <w:szCs w:val="24"/>
-        </w:rPr>
-        <w:tab/>
-        <w:t>2.Ο διαχειριστής επιλέγει «ανοιχτή εκδήλωση».</w:t>
-      </w:r>
-    </w:p>
-    <w:p>
-      <w:pPr>
-        <w:rPr>
-          <w:rFonts w:ascii="Times New Roman" w:hAnsi="Times New Roman" w:cs="Times New Roman"/>
-          <w:sz w:val="24"/>
-          <w:szCs w:val="24"/>
-        </w:rPr>
-      </w:pPr>
-      <w:r>
-        <w:rPr>
-          <w:rFonts w:ascii="Times New Roman" w:hAnsi="Times New Roman" w:cs="Times New Roman"/>
-          <w:sz w:val="24"/>
-          <w:szCs w:val="24"/>
-        </w:rPr>
-        <w:tab/>
-      </w:r>
-      <w:r>
-        <w:rPr>
-          <w:rFonts w:ascii="Times New Roman" w:hAnsi="Times New Roman" w:cs="Times New Roman"/>
-          <w:sz w:val="24"/>
-          <w:szCs w:val="24"/>
-        </w:rPr>
-        <w:tab/>
-        <w:t xml:space="preserve">3. Ο διαχειριστής συμπληρώνει την φόρμα με τις πληροφορίες της </w:t>
-      </w:r>
-      <w:r>
-        <w:rPr>
-          <w:rFonts w:ascii="Times New Roman" w:hAnsi="Times New Roman" w:cs="Times New Roman"/>
-          <w:sz w:val="24"/>
-          <w:szCs w:val="24"/>
-        </w:rPr>
-        <w:tab/>
-      </w:r>
-      <w:r>
-        <w:rPr>
-          <w:rFonts w:ascii="Times New Roman" w:hAnsi="Times New Roman" w:cs="Times New Roman"/>
-          <w:sz w:val="24"/>
-          <w:szCs w:val="24"/>
-        </w:rPr>
-        <w:tab/>
-      </w:r>
-      <w:r>
-        <w:rPr>
-          <w:rFonts w:ascii="Times New Roman" w:hAnsi="Times New Roman" w:cs="Times New Roman"/>
-          <w:sz w:val="24"/>
-          <w:szCs w:val="24"/>
-        </w:rPr>
-        <w:tab/>
-      </w:r>
-      <w:r>
-        <w:rPr>
-          <w:rFonts w:ascii="Times New Roman" w:hAnsi="Times New Roman" w:cs="Times New Roman"/>
-          <w:sz w:val="24"/>
-          <w:szCs w:val="24"/>
-        </w:rPr>
-        <w:tab/>
-        <w:t>εκδήλωσης.</w:t>
-      </w:r>
-    </w:p>
-    <w:p>
-      <w:pPr>
-        <w:rPr>
-          <w:rFonts w:ascii="Times New Roman" w:hAnsi="Times New Roman" w:cs="Times New Roman"/>
-          <w:sz w:val="24"/>
-          <w:szCs w:val="24"/>
-        </w:rPr>
-      </w:pPr>
-      <w:r>
-        <w:rPr>
-          <w:rFonts w:ascii="Times New Roman" w:hAnsi="Times New Roman" w:cs="Times New Roman"/>
-          <w:sz w:val="24"/>
-          <w:szCs w:val="24"/>
-        </w:rPr>
-        <w:tab/>
-      </w:r>
-      <w:r>
-        <w:rPr>
-          <w:rFonts w:ascii="Times New Roman" w:hAnsi="Times New Roman" w:cs="Times New Roman"/>
-          <w:sz w:val="24"/>
-          <w:szCs w:val="24"/>
-        </w:rPr>
-        <w:tab/>
-        <w:t>4. Ο διαχειριστής δημοσιεύει την εκδήλωση.</w:t>
-      </w:r>
-    </w:p>
-    <w:p>
-      <w:pPr>
-        <w:rPr>
-          <w:rFonts w:ascii="Times New Roman" w:hAnsi="Times New Roman" w:cs="Times New Roman"/>
-          <w:sz w:val="24"/>
-          <w:szCs w:val="24"/>
-        </w:rPr>
-      </w:pPr>
-      <w:r>
-        <w:rPr>
-          <w:rFonts w:ascii="Times New Roman" w:hAnsi="Times New Roman" w:cs="Times New Roman"/>
-          <w:sz w:val="24"/>
-          <w:szCs w:val="24"/>
-        </w:rPr>
-        <w:tab/>
-      </w:r>
-      <w:r>
-        <w:rPr>
-          <w:rFonts w:ascii="Times New Roman" w:hAnsi="Times New Roman" w:cs="Times New Roman"/>
-          <w:sz w:val="24"/>
-          <w:szCs w:val="24"/>
-        </w:rPr>
-        <w:tab/>
-        <w:t xml:space="preserve">5. Ο </w:t>
-      </w:r>
-      <w:r>
-        <w:rPr>
-          <w:rFonts w:ascii="Times New Roman" w:hAnsi="Times New Roman" w:cs="Times New Roman"/>
-          <w:sz w:val="24"/>
-          <w:szCs w:val="24"/>
+      </w:r>
+    </w:p>
+    <w:p>
+      <w:r>
+        <w:t>1) Ο διαχειριστής πατάει το κουμπί «Δημιουργία Εκδήλωσης» στην αρχική οθόνη.</w:t>
+      </w:r>
+    </w:p>
+    <w:p>
+      <w:r>
+        <w:t>2) Ο διαχειριστής επιλέγει το κουμπί «ανοιχτή εκδήλωση» στην οθόνη δημιουργίας εκδήλωσης.</w:t>
+      </w:r>
+    </w:p>
+    <w:p>
+      <w:r>
+        <w:t xml:space="preserve">3) Το σύστημα εμφανίζει στην διαχειριστή την φόρμα για τις πληροφορίες της εκδήλωσης </w:t>
+      </w:r>
+      <w:bookmarkStart w:id="0" w:name="_Hlk228814742"/>
+      <w:r>
+        <w:t>στην οθόνη φόρμας πληροφοριών εκδήλωσης</w:t>
+      </w:r>
+      <w:bookmarkEnd w:id="0"/>
+      <w:r>
+        <w:t xml:space="preserve">. </w:t>
+      </w:r>
+    </w:p>
+    <w:p>
+      <w:r>
+        <w:t>4) Ο διαχειριστής συμπληρώνει την φόρμα με τις πληροφορίες της εκδήλωσης από την οθόνη φόρμας πληροφοριών εκδήλωσης και την στέλνει στο σύστημα για να ελεγχθεί.</w:t>
+      </w:r>
+    </w:p>
+    <w:p>
+      <w:r>
+        <w:t>5) Το σύστημα ελέγχει την φόρμα με τις πληροφορίες για το αν ο χώρος της εκδήλωσης είναι διαθέσιμος και αν είναι μια εφικτή και υπαρκτή τοποθεσία.</w:t>
+      </w:r>
+    </w:p>
+    <w:p>
+      <w:r>
+        <w:t xml:space="preserve">6) Αφού επιβεβαιωθεί η τοποθεσία και οι πληροφορίες δημοσιεύεται η εκδήλωση από τον διαχειριστή και εμφανίζεται η οθόνη «επιτυχής δημοσίευση». </w:t>
+      </w:r>
+    </w:p>
+    <w:p>
+      <w:r>
+        <w:t>7) Αφού δημοσιεύτηκε η εκδήλωση αποθηκεύεται μαζί με τις υπόλοιπες εκδηλώσεις.</w:t>
+      </w:r>
+    </w:p>
+    <w:p>
+      <w:r>
+        <w:t xml:space="preserve">8) Ο </w:t>
+      </w:r>
+      <w:r>
+        <w:rPr>
           <w:lang w:val="en-US"/>
         </w:rPr>
         <w:t>admin</w:t>
       </w:r>
       <w:r>
-        <w:rPr>
-          <w:rFonts w:ascii="Times New Roman" w:hAnsi="Times New Roman" w:cs="Times New Roman"/>
-          <w:sz w:val="24"/>
-          <w:szCs w:val="24"/>
-        </w:rPr>
-        <w:t xml:space="preserve"> λαμβάνει μια ειδοποίηση για την δημοσίευση.</w:t>
-      </w:r>
-    </w:p>
-    <w:p>
-      <w:pPr>
-        <w:rPr>
-          <w:rFonts w:ascii="Times New Roman" w:hAnsi="Times New Roman" w:cs="Times New Roman"/>
-          <w:b/>
-          <w:bCs/>
-          <w:sz w:val="24"/>
-          <w:szCs w:val="24"/>
-        </w:rPr>
-      </w:pPr>
-      <w:r>
-        <w:rPr>
-          <w:rFonts w:ascii="Times New Roman" w:hAnsi="Times New Roman" w:cs="Times New Roman"/>
-          <w:sz w:val="24"/>
-          <w:szCs w:val="24"/>
-        </w:rPr>
-        <w:tab/>
-      </w:r>
-      <w:r>
-        <w:rPr>
-          <w:rFonts w:ascii="Times New Roman" w:hAnsi="Times New Roman" w:cs="Times New Roman"/>
-          <w:sz w:val="24"/>
-          <w:szCs w:val="24"/>
-        </w:rPr>
-        <w:tab/>
-      </w:r>
-      <w:r>
-        <w:rPr>
-          <w:rFonts w:ascii="Times New Roman" w:hAnsi="Times New Roman" w:cs="Times New Roman"/>
-          <w:b/>
-          <w:bCs/>
-          <w:sz w:val="24"/>
-          <w:szCs w:val="24"/>
-        </w:rPr>
+        <w:t xml:space="preserve"> </w:t>
+      </w:r>
+      <w:r>
+        <w:t>λαμβάνει μια ειδοποίηση με την φόρμα για την δημοσίευση.</w:t>
+      </w:r>
+    </w:p>
+    <w:p/>
+    <w:p>
+      <w:r>
         <w:t>Εναλλακτική ροή:</w:t>
       </w:r>
     </w:p>
     <w:p>
-      <w:pPr>
-        <w:rPr>
-          <w:rFonts w:ascii="Times New Roman" w:hAnsi="Times New Roman" w:cs="Times New Roman"/>
-          <w:sz w:val="24"/>
-          <w:szCs w:val="24"/>
-        </w:rPr>
-      </w:pPr>
-      <w:r>
-        <w:rPr>
-          <w:rFonts w:ascii="Times New Roman" w:hAnsi="Times New Roman" w:cs="Times New Roman"/>
-          <w:sz w:val="24"/>
-          <w:szCs w:val="24"/>
-        </w:rPr>
-        <w:tab/>
-      </w:r>
-      <w:r>
-        <w:rPr>
-          <w:rFonts w:ascii="Times New Roman" w:hAnsi="Times New Roman" w:cs="Times New Roman"/>
-          <w:sz w:val="24"/>
-          <w:szCs w:val="24"/>
-        </w:rPr>
-        <w:tab/>
-      </w:r>
-      <w:r>
-        <w:rPr>
-          <w:rFonts w:ascii="Times New Roman" w:hAnsi="Times New Roman" w:cs="Times New Roman"/>
-          <w:sz w:val="24"/>
-          <w:szCs w:val="24"/>
-        </w:rPr>
-        <w:tab/>
-        <w:t>1. Ο διαχειριστής επιλέγει την κλειστή εκδήλωση.</w:t>
-      </w:r>
-    </w:p>
-    <w:p>
-      <w:pPr>
-        <w:rPr>
-          <w:rFonts w:ascii="Times New Roman" w:hAnsi="Times New Roman" w:cs="Times New Roman"/>
-          <w:sz w:val="24"/>
-          <w:szCs w:val="24"/>
-        </w:rPr>
-      </w:pPr>
-      <w:r>
-        <w:rPr>
-          <w:rFonts w:ascii="Times New Roman" w:hAnsi="Times New Roman" w:cs="Times New Roman"/>
-          <w:sz w:val="24"/>
-          <w:szCs w:val="24"/>
-        </w:rPr>
-        <w:tab/>
-      </w:r>
-      <w:r>
-        <w:rPr>
-          <w:rFonts w:ascii="Times New Roman" w:hAnsi="Times New Roman" w:cs="Times New Roman"/>
-          <w:sz w:val="24"/>
-          <w:szCs w:val="24"/>
-        </w:rPr>
-        <w:tab/>
-      </w:r>
-      <w:r>
-        <w:rPr>
-          <w:rFonts w:ascii="Times New Roman" w:hAnsi="Times New Roman" w:cs="Times New Roman"/>
-          <w:sz w:val="24"/>
-          <w:szCs w:val="24"/>
-        </w:rPr>
-        <w:tab/>
-        <w:t xml:space="preserve">2. Ο διαχειριστής συμπληρώνει την φόρμα με τις πληροφορίες </w:t>
-      </w:r>
-      <w:r>
-        <w:rPr>
-          <w:rFonts w:ascii="Times New Roman" w:hAnsi="Times New Roman" w:cs="Times New Roman"/>
-          <w:sz w:val="24"/>
-          <w:szCs w:val="24"/>
-        </w:rPr>
-        <w:tab/>
-      </w:r>
-      <w:r>
-        <w:rPr>
-          <w:rFonts w:ascii="Times New Roman" w:hAnsi="Times New Roman" w:cs="Times New Roman"/>
-          <w:sz w:val="24"/>
-          <w:szCs w:val="24"/>
-        </w:rPr>
-        <w:tab/>
-      </w:r>
-      <w:r>
-        <w:rPr>
-          <w:rFonts w:ascii="Times New Roman" w:hAnsi="Times New Roman" w:cs="Times New Roman"/>
-          <w:sz w:val="24"/>
-          <w:szCs w:val="24"/>
-        </w:rPr>
-        <w:tab/>
-      </w:r>
-      <w:r>
-        <w:rPr>
-          <w:rFonts w:ascii="Times New Roman" w:hAnsi="Times New Roman" w:cs="Times New Roman"/>
-          <w:sz w:val="24"/>
-          <w:szCs w:val="24"/>
-        </w:rPr>
-        <w:tab/>
-        <w:t>της εκδήλωσης.</w:t>
-      </w:r>
-    </w:p>
-    <w:p>
-      <w:pPr>
-        <w:rPr>
-          <w:rFonts w:ascii="Times New Roman" w:hAnsi="Times New Roman" w:cs="Times New Roman"/>
-          <w:sz w:val="24"/>
-          <w:szCs w:val="24"/>
-        </w:rPr>
-      </w:pPr>
-      <w:r>
-        <w:rPr>
-          <w:rFonts w:ascii="Times New Roman" w:hAnsi="Times New Roman" w:cs="Times New Roman"/>
-          <w:sz w:val="24"/>
-          <w:szCs w:val="24"/>
-        </w:rPr>
-        <w:tab/>
-      </w:r>
-      <w:r>
-        <w:rPr>
-          <w:rFonts w:ascii="Times New Roman" w:hAnsi="Times New Roman" w:cs="Times New Roman"/>
-          <w:sz w:val="24"/>
-          <w:szCs w:val="24"/>
-        </w:rPr>
-        <w:tab/>
-      </w:r>
-      <w:r>
-        <w:rPr>
-          <w:rFonts w:ascii="Times New Roman" w:hAnsi="Times New Roman" w:cs="Times New Roman"/>
-          <w:sz w:val="24"/>
-          <w:szCs w:val="24"/>
-        </w:rPr>
-        <w:tab/>
-        <w:t>3. Ο διαχειριστής δημοσιεύει την εκδήλωση.</w:t>
-      </w:r>
-    </w:p>
-    <w:p>
-      <w:pPr>
-        <w:rPr>
-          <w:rFonts w:ascii="Times New Roman" w:hAnsi="Times New Roman" w:cs="Times New Roman"/>
-          <w:sz w:val="24"/>
-          <w:szCs w:val="24"/>
-        </w:rPr>
-      </w:pPr>
-      <w:r>
-        <w:rPr>
-          <w:rFonts w:ascii="Times New Roman" w:hAnsi="Times New Roman" w:cs="Times New Roman"/>
-          <w:sz w:val="24"/>
-          <w:szCs w:val="24"/>
-        </w:rPr>
-        <w:tab/>
-      </w:r>
-      <w:r>
-        <w:rPr>
-          <w:rFonts w:ascii="Times New Roman" w:hAnsi="Times New Roman" w:cs="Times New Roman"/>
-          <w:sz w:val="24"/>
-          <w:szCs w:val="24"/>
-        </w:rPr>
-        <w:tab/>
-      </w:r>
-      <w:r>
-        <w:rPr>
-          <w:rFonts w:ascii="Times New Roman" w:hAnsi="Times New Roman" w:cs="Times New Roman"/>
-          <w:sz w:val="24"/>
-          <w:szCs w:val="24"/>
-        </w:rPr>
-        <w:tab/>
-        <w:t xml:space="preserve">4. Ο </w:t>
-      </w:r>
-      <w:r>
-        <w:rPr>
-          <w:rFonts w:ascii="Times New Roman" w:hAnsi="Times New Roman" w:cs="Times New Roman"/>
-          <w:sz w:val="24"/>
-          <w:szCs w:val="24"/>
+      <w:r>
+        <w:t>1) Ο διαχειριστής επιλέγει την κλειστή εκδήλωση στην οθόνη δημιουργίας εκδήλωσης.</w:t>
+      </w:r>
+    </w:p>
+    <w:p>
+      <w:r>
+        <w:t>2</w:t>
+      </w:r>
+      <w:r>
+        <w:t>) Το σύστημα εμφανίζει στην διαχειριστή την φόρμα για τις πληροφορίες της εκδήλωσης στην οθόνη φόρμας πληροφοριών εκδήλωσης.</w:t>
+      </w:r>
+    </w:p>
+    <w:p>
+      <w:r>
+        <w:t>3</w:t>
+      </w:r>
+      <w:r>
+        <w:t>) Ο διαχειριστής συμπληρώνει την φόρμα με τις πληροφορίες της εκδήλωσης από την οθόνη φόρμας πληροφοριών εκδήλωσης και την στέλνει στο σύστημα για να ελεγχθεί.</w:t>
+      </w:r>
+    </w:p>
+    <w:p>
+      <w:r>
+        <w:lastRenderedPageBreak/>
+        <w:t>4) Το σύστημα ελέγχει την φόρμα με τις πληροφορίες αν ο χώρος την εκδήλωσης είναι διαθέσιμος και αν είναι μια εφικτή και υπαρκτή τοποθεσία.</w:t>
+      </w:r>
+    </w:p>
+    <w:p>
+      <w:r>
+        <w:t xml:space="preserve">5) ) Αφού επιβεβαιωθεί η τοποθεσία και οι πληροφορίες δημοσιεύεται η εκδήλωση από τον διαχειριστή και εμφανίζεται η οθόνη «επιτυχής δημοσίευση». </w:t>
+      </w:r>
+    </w:p>
+    <w:p>
+      <w:r>
+        <w:t>6) Αφού δημοσιεύτηκε η εκδήλωση αποθηκεύεται μαζί με τις υπόλοιπες εκδηλώσεις.</w:t>
+      </w:r>
+    </w:p>
+    <w:p>
+      <w:pPr>
+        <w:rPr>
+          <w:rFonts w:ascii="Times New Roman" w:hAnsi="Times New Roman" w:cs="Times New Roman"/>
+        </w:rPr>
+      </w:pPr>
+      <w:r>
+        <w:t xml:space="preserve">7) Ο </w:t>
+      </w:r>
+      <w:r>
+        <w:rPr>
           <w:lang w:val="en-US"/>
         </w:rPr>
         <w:t>admin</w:t>
       </w:r>
       <w:r>
-        <w:rPr>
-          <w:rFonts w:ascii="Times New Roman" w:hAnsi="Times New Roman" w:cs="Times New Roman"/>
-          <w:sz w:val="24"/>
-          <w:szCs w:val="24"/>
-        </w:rPr>
-        <w:t xml:space="preserve"> λαμβάνει μια ειδοποίηση για την δημοσίευση.</w:t>
-      </w:r>
-    </w:p>
-    <w:p>
-      <w:pPr>
-        <w:rPr>
-          <w:rFonts w:ascii="Times New Roman" w:hAnsi="Times New Roman" w:cs="Times New Roman"/>
-        </w:rPr>
-      </w:pPr>
+        <w:t xml:space="preserve"> </w:t>
+      </w:r>
+      <w:r>
+        <w:t>λαμβάνει μια ειδοποίηση με την φόρμα για την δημοσίευση.</w:t>
+      </w:r>
     </w:p>
     <w:p>
       <w:pPr>
@@ -6322,12 +6241,26 @@
           <w:u w:val="single"/>
           <w:lang w:val="en-US"/>
         </w:rPr>
-        <w:t>)   Chatbot</w:t>
-      </w:r>
-    </w:p>
-    <w:p>
-      <w:pPr>
-        <w:pStyle w:val="ListParagraph"/>
+        <w:t xml:space="preserve">)   </w:t>
+      </w:r>
+      <w:proofErr w:type="spellStart"/>
+      <w:r>
+        <w:rPr>
+          <w:rFonts w:ascii="Times New Roman" w:hAnsi="Times New Roman" w:cs="Times New Roman"/>
+          <w:b/>
+          <w:bCs/>
+          <w:sz w:val="28"/>
+          <w:szCs w:val="28"/>
+          <w:u w:val="single"/>
+          <w:lang w:val="en-US"/>
+        </w:rPr>
+        <w:t>Chatbox</w:t>
+      </w:r>
+      <w:proofErr w:type="spellEnd"/>
+    </w:p>
+    <w:p>
+      <w:pPr>
+        <w:pStyle w:val="a7"/>
         <w:numPr>
           <w:ilvl w:val="0"/>
           <w:numId w:val="16"/>
@@ -6357,7 +6290,17 @@
           <w:szCs w:val="24"/>
           <w:lang w:val="en-US"/>
         </w:rPr>
-        <w:t xml:space="preserve"> Admin,  </w:t>
+        <w:t xml:space="preserve"> </w:t>
+      </w:r>
+      <w:proofErr w:type="gramStart"/>
+      <w:r>
+        <w:rPr>
+          <w:rFonts w:ascii="Times New Roman" w:hAnsi="Times New Roman" w:cs="Times New Roman"/>
+          <w:sz w:val="24"/>
+          <w:szCs w:val="24"/>
+          <w:lang w:val="en-US"/>
+        </w:rPr>
+        <w:t xml:space="preserve">Admin,  </w:t>
       </w:r>
       <w:r>
         <w:rPr>
@@ -6367,6 +6310,7 @@
         </w:rPr>
         <w:t>χρήστες</w:t>
       </w:r>
+      <w:proofErr w:type="gramEnd"/>
       <w:r>
         <w:rPr>
           <w:rFonts w:ascii="Times New Roman" w:hAnsi="Times New Roman" w:cs="Times New Roman"/>
@@ -6379,7 +6323,7 @@
     </w:p>
     <w:p>
       <w:pPr>
-        <w:pStyle w:val="ListParagraph"/>
+        <w:pStyle w:val="a7"/>
         <w:numPr>
           <w:ilvl w:val="0"/>
           <w:numId w:val="16"/>
@@ -6423,698 +6367,251 @@
       </w:r>
     </w:p>
     <w:p>
-      <w:pPr>
-        <w:rPr>
-          <w:rFonts w:ascii="Times New Roman" w:hAnsi="Times New Roman" w:cs="Times New Roman"/>
-          <w:sz w:val="24"/>
-          <w:szCs w:val="24"/>
-        </w:rPr>
-      </w:pPr>
-      <w:r>
-        <w:rPr>
-          <w:rFonts w:ascii="Times New Roman" w:hAnsi="Times New Roman" w:cs="Times New Roman"/>
-          <w:sz w:val="24"/>
-          <w:szCs w:val="24"/>
-        </w:rPr>
+      <w:r>
+        <w:rPr>
+          <w:rFonts w:ascii="Times New Roman" w:hAnsi="Times New Roman" w:cs="Times New Roman"/>
+          <w:sz w:val="24"/>
+          <w:szCs w:val="24"/>
+        </w:rPr>
+        <w:tab/>
+      </w:r>
+      <w:r>
+        <w:rPr>
+          <w:rFonts w:ascii="Times New Roman" w:hAnsi="Times New Roman" w:cs="Times New Roman"/>
+          <w:sz w:val="24"/>
+          <w:szCs w:val="24"/>
+        </w:rPr>
+        <w:tab/>
+      </w:r>
+      <w:r>
+        <w:t xml:space="preserve">1) Ο χρήστης επιλέγει το κουμπί βοήθεια από την αρχική οθόνη και του εμφανίζεται η οθόνη του </w:t>
+      </w:r>
+      <w:proofErr w:type="spellStart"/>
+      <w:r>
+        <w:rPr>
+          <w:lang w:val="en-US"/>
+        </w:rPr>
+        <w:t>chatbox</w:t>
+      </w:r>
+      <w:proofErr w:type="spellEnd"/>
+      <w:r>
+        <w:t>.</w:t>
+      </w:r>
+    </w:p>
+    <w:p>
+      <w:r>
+        <w:t xml:space="preserve">2) </w:t>
+      </w:r>
+      <w:r>
+        <w:t xml:space="preserve">Ο χρήστης γράφει το πρόβλημα που αντιμετωπίζει στην οθόνη του </w:t>
+      </w:r>
+      <w:proofErr w:type="spellStart"/>
+      <w:r>
+        <w:rPr>
+          <w:lang w:val="en-US"/>
+        </w:rPr>
+        <w:t>chatbox</w:t>
+      </w:r>
+      <w:proofErr w:type="spellEnd"/>
+      <w:r>
+        <w:t xml:space="preserve"> για να λάβει βοήθεια.</w:t>
+      </w:r>
+    </w:p>
+    <w:p>
+      <w:r>
+        <w:t xml:space="preserve">3) Το </w:t>
+      </w:r>
+      <w:proofErr w:type="spellStart"/>
+      <w:r>
+        <w:rPr>
+          <w:lang w:val="en-US"/>
+        </w:rPr>
+        <w:t>chatbox</w:t>
+      </w:r>
+      <w:proofErr w:type="spellEnd"/>
+      <w:r>
+        <w:t xml:space="preserve"> </w:t>
+      </w:r>
+      <w:r>
+        <w:t>απαντάει με τις αυτοματοποιημένες απαντήσεις</w:t>
+      </w:r>
+      <w:r>
+        <w:t xml:space="preserve"> </w:t>
+      </w:r>
+      <w:r>
+        <w:t>στην οθόνη συζήτησης με τον χρήστη.</w:t>
+      </w:r>
+    </w:p>
+    <w:p>
+      <w:r>
+        <w:t xml:space="preserve">4) Ο χρήστης λαμβάνει την απάντηση του </w:t>
+      </w:r>
+      <w:proofErr w:type="spellStart"/>
+      <w:r>
+        <w:rPr>
+          <w:lang w:val="en-US"/>
+        </w:rPr>
+        <w:t>chatbox</w:t>
+      </w:r>
+      <w:proofErr w:type="spellEnd"/>
+      <w:r>
+        <w:t xml:space="preserve"> στην οθόνη συζήτησης.</w:t>
+      </w:r>
+    </w:p>
+    <w:p>
+      <w:r>
+        <w:t xml:space="preserve">5) Το </w:t>
+      </w:r>
+      <w:proofErr w:type="spellStart"/>
+      <w:r>
+        <w:rPr>
+          <w:lang w:val="en-US"/>
+        </w:rPr>
+        <w:t>chatbox</w:t>
+      </w:r>
+      <w:proofErr w:type="spellEnd"/>
+      <w:r>
+        <w:t xml:space="preserve"> </w:t>
+      </w:r>
+      <w:r>
+        <w:t xml:space="preserve">ρωτάει τον χρήστη εάν χρειάζεται να επικοινωνήσει με κάποιον </w:t>
+      </w:r>
+      <w:r>
+        <w:rPr>
+          <w:lang w:val="en-US"/>
+        </w:rPr>
+        <w:t>admin</w:t>
+      </w:r>
+      <w:r>
+        <w:t xml:space="preserve"> </w:t>
+      </w:r>
+      <w:r>
+        <w:t>ή τον κάλυψε με την μεταξύ τους επικοινωνία.</w:t>
+      </w:r>
+    </w:p>
+    <w:p>
+      <w:r>
+        <w:t>6) Ο χρήστης επιλέγει την επιλογή ότι καλύφθηκε και η συνομιλία λήγει βγάζοντας στον χρήστη την οθόνη τέλους.</w:t>
+      </w:r>
+    </w:p>
+    <w:p/>
+    <w:p/>
+    <w:p>
+      <w:r>
+        <w:t>Εναλλακτική ροή:</w:t>
+      </w:r>
+    </w:p>
+    <w:p>
+      <w:r>
+        <w:t xml:space="preserve">1) Ο χρήστης επιλέγει να επικοινωνήσει με κάποιον </w:t>
+      </w:r>
+      <w:r>
+        <w:rPr>
+          <w:lang w:val="en-US"/>
+        </w:rPr>
+        <w:t>admin</w:t>
+      </w:r>
+      <w:r>
+        <w:t xml:space="preserve"> και του εμφανίζεται η οθόνη φόρμας.</w:t>
+      </w:r>
+    </w:p>
+    <w:p>
+      <w:r>
+        <w:t xml:space="preserve">2) Το </w:t>
+      </w:r>
+      <w:proofErr w:type="spellStart"/>
+      <w:r>
+        <w:rPr>
+          <w:lang w:val="en-US"/>
+        </w:rPr>
+        <w:t>chatbox</w:t>
+      </w:r>
+      <w:proofErr w:type="spellEnd"/>
+      <w:r>
+        <w:t xml:space="preserve"> </w:t>
+      </w:r>
+      <w:r>
+        <w:t xml:space="preserve">δίνει την φόρμα επικοινωνίας στον </w:t>
+      </w:r>
+      <w:r>
+        <w:rPr>
+          <w:lang w:val="en-US"/>
+        </w:rPr>
+        <w:t>user</w:t>
+      </w:r>
+      <w:r>
+        <w:t>.</w:t>
+      </w:r>
+    </w:p>
+    <w:p>
+      <w:r>
+        <w:t>3) Ο χρήστης συμπληρώνει τα στοιχεία του και το πρόβλημά του στην φόρμα επικοινωνίας που του εμφανίζεται στην οθόνη φόρμας.</w:t>
+      </w:r>
+    </w:p>
+    <w:p>
+      <w:r>
+        <w:t>4) Ο χρήστης πατάει το κουμπί «αποστολή φόρμας».</w:t>
+      </w:r>
+    </w:p>
+    <w:p>
+      <w:r>
+        <w:t xml:space="preserve">5) Το μήνυμα πηγαίνει στα αδιάβαστα μηνύματα του </w:t>
+      </w:r>
+      <w:r>
+        <w:rPr>
+          <w:lang w:val="en-US"/>
+        </w:rPr>
+        <w:t>admin</w:t>
+      </w:r>
+      <w:r>
+        <w:t>.</w:t>
+      </w:r>
+    </w:p>
+    <w:p>
+      <w:r>
         <w:lastRenderedPageBreak/>
+        <w:t xml:space="preserve">6) Ο </w:t>
+      </w:r>
+      <w:r>
+        <w:rPr>
+          <w:lang w:val="en-US"/>
+        </w:rPr>
+        <w:t>admin</w:t>
+      </w:r>
+      <w:r>
+        <w:t xml:space="preserve"> </w:t>
+      </w:r>
+      <w:r>
+        <w:t>πατάει το κουμπί «αδιάβαστα μηνύματα» από την οθόνη μηνυμάτων και επιλέγει πότε και σε ποιο μήνυμα θα απαντήσει πατώντας το κουμπί «απάντηση» στην οθόνη αδιάβαστου μηνύματος.</w:t>
+      </w:r>
+      <w:r>
         <w:tab/>
       </w:r>
-      <w:r>
-        <w:rPr>
-          <w:rFonts w:ascii="Times New Roman" w:hAnsi="Times New Roman" w:cs="Times New Roman"/>
-          <w:sz w:val="24"/>
-          <w:szCs w:val="24"/>
-        </w:rPr>
-        <w:tab/>
-        <w:t xml:space="preserve">1. Ο χρήστης επιλέγει το κουμπί βοήθεια και του εμφανίζεται η αρχική </w:t>
-      </w:r>
-      <w:r>
-        <w:rPr>
-          <w:rFonts w:ascii="Times New Roman" w:hAnsi="Times New Roman" w:cs="Times New Roman"/>
-          <w:sz w:val="24"/>
-          <w:szCs w:val="24"/>
-        </w:rPr>
-        <w:tab/>
-      </w:r>
-      <w:r>
-        <w:rPr>
-          <w:rFonts w:ascii="Times New Roman" w:hAnsi="Times New Roman" w:cs="Times New Roman"/>
-          <w:sz w:val="24"/>
-          <w:szCs w:val="24"/>
-        </w:rPr>
-        <w:tab/>
-      </w:r>
-      <w:r>
-        <w:rPr>
-          <w:rFonts w:ascii="Times New Roman" w:hAnsi="Times New Roman" w:cs="Times New Roman"/>
-          <w:sz w:val="24"/>
-          <w:szCs w:val="24"/>
-        </w:rPr>
-        <w:tab/>
-        <w:t xml:space="preserve">του </w:t>
-      </w:r>
-      <w:r>
-        <w:rPr>
-          <w:rFonts w:ascii="Times New Roman" w:hAnsi="Times New Roman" w:cs="Times New Roman"/>
-          <w:sz w:val="24"/>
-          <w:szCs w:val="24"/>
+    </w:p>
+    <w:p>
+      <w:r>
+        <w:t xml:space="preserve">7) Ο </w:t>
+      </w:r>
+      <w:r>
+        <w:rPr>
           <w:lang w:val="en-US"/>
         </w:rPr>
-        <w:t>chatbot</w:t>
-      </w:r>
-      <w:r>
-        <w:rPr>
-          <w:rFonts w:ascii="Times New Roman" w:hAnsi="Times New Roman" w:cs="Times New Roman"/>
-          <w:sz w:val="24"/>
-          <w:szCs w:val="24"/>
-        </w:rPr>
-        <w:t>.</w:t>
-      </w:r>
-    </w:p>
-    <w:p>
-      <w:pPr>
-        <w:rPr>
-          <w:rFonts w:ascii="Times New Roman" w:hAnsi="Times New Roman" w:cs="Times New Roman"/>
-          <w:sz w:val="24"/>
-          <w:szCs w:val="24"/>
-        </w:rPr>
-      </w:pPr>
-      <w:r>
-        <w:rPr>
-          <w:rFonts w:ascii="Times New Roman" w:hAnsi="Times New Roman" w:cs="Times New Roman"/>
-          <w:sz w:val="24"/>
-          <w:szCs w:val="24"/>
-        </w:rPr>
-        <w:tab/>
-      </w:r>
-      <w:r>
-        <w:rPr>
-          <w:rFonts w:ascii="Times New Roman" w:hAnsi="Times New Roman" w:cs="Times New Roman"/>
-          <w:sz w:val="24"/>
-          <w:szCs w:val="24"/>
-        </w:rPr>
-        <w:tab/>
-        <w:t xml:space="preserve">2. Ο χρήστης γράφει το πρόβλημα που αντιμετωπίζει για να λάβει </w:t>
-      </w:r>
-      <w:r>
-        <w:rPr>
-          <w:rFonts w:ascii="Times New Roman" w:hAnsi="Times New Roman" w:cs="Times New Roman"/>
-          <w:sz w:val="24"/>
-          <w:szCs w:val="24"/>
-        </w:rPr>
-        <w:tab/>
-      </w:r>
-      <w:r>
-        <w:rPr>
-          <w:rFonts w:ascii="Times New Roman" w:hAnsi="Times New Roman" w:cs="Times New Roman"/>
-          <w:sz w:val="24"/>
-          <w:szCs w:val="24"/>
-        </w:rPr>
-        <w:tab/>
-      </w:r>
-      <w:r>
-        <w:rPr>
-          <w:rFonts w:ascii="Times New Roman" w:hAnsi="Times New Roman" w:cs="Times New Roman"/>
-          <w:sz w:val="24"/>
-          <w:szCs w:val="24"/>
-        </w:rPr>
-        <w:tab/>
-      </w:r>
-      <w:r>
-        <w:rPr>
-          <w:rFonts w:ascii="Times New Roman" w:hAnsi="Times New Roman" w:cs="Times New Roman"/>
-          <w:sz w:val="24"/>
-          <w:szCs w:val="24"/>
-        </w:rPr>
-        <w:tab/>
-        <w:t>βοήθεια.</w:t>
-      </w:r>
-    </w:p>
-    <w:p>
-      <w:pPr>
-        <w:rPr>
-          <w:rFonts w:ascii="Times New Roman" w:hAnsi="Times New Roman" w:cs="Times New Roman"/>
-          <w:sz w:val="24"/>
-          <w:szCs w:val="24"/>
-        </w:rPr>
-      </w:pPr>
-      <w:r>
-        <w:rPr>
-          <w:rFonts w:ascii="Times New Roman" w:hAnsi="Times New Roman" w:cs="Times New Roman"/>
-          <w:sz w:val="24"/>
-          <w:szCs w:val="24"/>
-        </w:rPr>
-        <w:tab/>
-      </w:r>
-      <w:r>
-        <w:rPr>
-          <w:rFonts w:ascii="Times New Roman" w:hAnsi="Times New Roman" w:cs="Times New Roman"/>
-          <w:sz w:val="24"/>
-          <w:szCs w:val="24"/>
-        </w:rPr>
-        <w:tab/>
-        <w:t xml:space="preserve">3. Το </w:t>
-      </w:r>
-      <w:r>
-        <w:rPr>
-          <w:rFonts w:ascii="Times New Roman" w:hAnsi="Times New Roman" w:cs="Times New Roman"/>
-          <w:sz w:val="24"/>
-          <w:szCs w:val="24"/>
-          <w:lang w:val="en-US"/>
-        </w:rPr>
-        <w:t>chatbot</w:t>
-      </w:r>
-      <w:r>
-        <w:rPr>
-          <w:rFonts w:ascii="Times New Roman" w:hAnsi="Times New Roman" w:cs="Times New Roman"/>
-          <w:sz w:val="24"/>
-          <w:szCs w:val="24"/>
-        </w:rPr>
-        <w:t xml:space="preserve"> απαντάει με τις αυτοματοποιημένες απαντήσεις.</w:t>
-      </w:r>
-    </w:p>
-    <w:p>
-      <w:pPr>
-        <w:rPr>
-          <w:rFonts w:ascii="Times New Roman" w:hAnsi="Times New Roman" w:cs="Times New Roman"/>
-          <w:sz w:val="24"/>
-          <w:szCs w:val="24"/>
-        </w:rPr>
-      </w:pPr>
-      <w:r>
-        <w:rPr>
-          <w:rFonts w:ascii="Times New Roman" w:hAnsi="Times New Roman" w:cs="Times New Roman"/>
-          <w:sz w:val="24"/>
-          <w:szCs w:val="24"/>
-        </w:rPr>
-        <w:tab/>
-      </w:r>
-      <w:r>
-        <w:rPr>
-          <w:rFonts w:ascii="Times New Roman" w:hAnsi="Times New Roman" w:cs="Times New Roman"/>
-          <w:sz w:val="24"/>
-          <w:szCs w:val="24"/>
-        </w:rPr>
-        <w:tab/>
-        <w:t xml:space="preserve">4.Ο χρήστης λαμβάνει την απάντηση του </w:t>
-      </w:r>
-      <w:r>
-        <w:rPr>
-          <w:rFonts w:ascii="Times New Roman" w:hAnsi="Times New Roman" w:cs="Times New Roman"/>
-          <w:sz w:val="24"/>
-          <w:szCs w:val="24"/>
-          <w:lang w:val="en-US"/>
-        </w:rPr>
-        <w:t>chatbot</w:t>
-      </w:r>
-      <w:r>
-        <w:rPr>
-          <w:rFonts w:ascii="Times New Roman" w:hAnsi="Times New Roman" w:cs="Times New Roman"/>
-          <w:sz w:val="24"/>
-          <w:szCs w:val="24"/>
-        </w:rPr>
-        <w:t>.</w:t>
-      </w:r>
-    </w:p>
-    <w:p>
-      <w:pPr>
-        <w:rPr>
-          <w:rFonts w:ascii="Times New Roman" w:hAnsi="Times New Roman" w:cs="Times New Roman"/>
-          <w:sz w:val="24"/>
-          <w:szCs w:val="24"/>
-        </w:rPr>
-      </w:pPr>
-      <w:r>
-        <w:rPr>
-          <w:rFonts w:ascii="Times New Roman" w:hAnsi="Times New Roman" w:cs="Times New Roman"/>
-          <w:sz w:val="24"/>
-          <w:szCs w:val="24"/>
-        </w:rPr>
-        <w:tab/>
-      </w:r>
-      <w:r>
-        <w:rPr>
-          <w:rFonts w:ascii="Times New Roman" w:hAnsi="Times New Roman" w:cs="Times New Roman"/>
-          <w:sz w:val="24"/>
-          <w:szCs w:val="24"/>
-        </w:rPr>
-        <w:tab/>
-        <w:t xml:space="preserve">5.Το </w:t>
-      </w:r>
-      <w:r>
-        <w:rPr>
-          <w:rFonts w:ascii="Times New Roman" w:hAnsi="Times New Roman" w:cs="Times New Roman"/>
-          <w:sz w:val="24"/>
-          <w:szCs w:val="24"/>
-          <w:lang w:val="en-US"/>
-        </w:rPr>
-        <w:t>chatbot</w:t>
-      </w:r>
-      <w:r>
-        <w:rPr>
-          <w:rFonts w:ascii="Times New Roman" w:hAnsi="Times New Roman" w:cs="Times New Roman"/>
-          <w:sz w:val="24"/>
-          <w:szCs w:val="24"/>
-        </w:rPr>
-        <w:t xml:space="preserve"> ρωτάει τον χρήστη εάν χρειάζεται να επικοινωνήσει με </w:t>
-      </w:r>
-      <w:r>
-        <w:rPr>
-          <w:rFonts w:ascii="Times New Roman" w:hAnsi="Times New Roman" w:cs="Times New Roman"/>
-          <w:sz w:val="24"/>
-          <w:szCs w:val="24"/>
-        </w:rPr>
-        <w:tab/>
-      </w:r>
-      <w:r>
-        <w:rPr>
-          <w:rFonts w:ascii="Times New Roman" w:hAnsi="Times New Roman" w:cs="Times New Roman"/>
-          <w:sz w:val="24"/>
-          <w:szCs w:val="24"/>
-        </w:rPr>
-        <w:tab/>
-      </w:r>
-      <w:r>
-        <w:rPr>
-          <w:rFonts w:ascii="Times New Roman" w:hAnsi="Times New Roman" w:cs="Times New Roman"/>
-          <w:sz w:val="24"/>
-          <w:szCs w:val="24"/>
-        </w:rPr>
-        <w:tab/>
-        <w:t xml:space="preserve">κάποιον </w:t>
-      </w:r>
-      <w:r>
-        <w:rPr>
-          <w:rFonts w:ascii="Times New Roman" w:hAnsi="Times New Roman" w:cs="Times New Roman"/>
-          <w:sz w:val="24"/>
-          <w:szCs w:val="24"/>
-          <w:lang w:val="en-US"/>
-        </w:rPr>
         <w:t>admin</w:t>
       </w:r>
       <w:r>
-        <w:rPr>
-          <w:rFonts w:ascii="Times New Roman" w:hAnsi="Times New Roman" w:cs="Times New Roman"/>
-          <w:sz w:val="24"/>
-          <w:szCs w:val="24"/>
-        </w:rPr>
-        <w:t xml:space="preserve"> ή τον κάλυψε με την μεταξύ τους επικοινωνία.</w:t>
-      </w:r>
-    </w:p>
-    <w:p>
-      <w:pPr>
-        <w:rPr>
-          <w:rFonts w:ascii="Times New Roman" w:hAnsi="Times New Roman" w:cs="Times New Roman"/>
-          <w:sz w:val="24"/>
-          <w:szCs w:val="24"/>
-        </w:rPr>
-      </w:pPr>
-      <w:r>
-        <w:rPr>
-          <w:rFonts w:ascii="Times New Roman" w:hAnsi="Times New Roman" w:cs="Times New Roman"/>
-          <w:sz w:val="24"/>
-          <w:szCs w:val="24"/>
-        </w:rPr>
-        <w:tab/>
-      </w:r>
-      <w:r>
-        <w:rPr>
-          <w:rFonts w:ascii="Times New Roman" w:hAnsi="Times New Roman" w:cs="Times New Roman"/>
-          <w:sz w:val="24"/>
-          <w:szCs w:val="24"/>
-        </w:rPr>
-        <w:tab/>
-        <w:t xml:space="preserve">6. Ο χρήστης επιλέγει την επιλογή ότι καλύφθηκε και η συνομιλία </w:t>
-      </w:r>
-      <w:r>
-        <w:rPr>
-          <w:rFonts w:ascii="Times New Roman" w:hAnsi="Times New Roman" w:cs="Times New Roman"/>
-          <w:sz w:val="24"/>
-          <w:szCs w:val="24"/>
-        </w:rPr>
-        <w:tab/>
-      </w:r>
-      <w:r>
-        <w:rPr>
-          <w:rFonts w:ascii="Times New Roman" w:hAnsi="Times New Roman" w:cs="Times New Roman"/>
-          <w:sz w:val="24"/>
-          <w:szCs w:val="24"/>
-        </w:rPr>
-        <w:tab/>
-      </w:r>
-      <w:r>
-        <w:rPr>
-          <w:rFonts w:ascii="Times New Roman" w:hAnsi="Times New Roman" w:cs="Times New Roman"/>
-          <w:sz w:val="24"/>
-          <w:szCs w:val="24"/>
-        </w:rPr>
-        <w:tab/>
-      </w:r>
-      <w:r>
-        <w:rPr>
-          <w:rFonts w:ascii="Times New Roman" w:hAnsi="Times New Roman" w:cs="Times New Roman"/>
-          <w:sz w:val="24"/>
-          <w:szCs w:val="24"/>
-        </w:rPr>
-        <w:tab/>
-        <w:t xml:space="preserve">λήγει. </w:t>
-      </w:r>
-    </w:p>
-    <w:p>
-      <w:pPr>
-        <w:rPr>
-          <w:rFonts w:ascii="Times New Roman" w:hAnsi="Times New Roman" w:cs="Times New Roman"/>
-          <w:b/>
-          <w:bCs/>
-          <w:sz w:val="24"/>
-          <w:szCs w:val="24"/>
-        </w:rPr>
-      </w:pPr>
-      <w:r>
-        <w:rPr>
-          <w:rFonts w:ascii="Times New Roman" w:hAnsi="Times New Roman" w:cs="Times New Roman"/>
-          <w:sz w:val="24"/>
-          <w:szCs w:val="24"/>
-        </w:rPr>
-        <w:tab/>
-      </w:r>
-      <w:r>
-        <w:rPr>
-          <w:rFonts w:ascii="Times New Roman" w:hAnsi="Times New Roman" w:cs="Times New Roman"/>
-          <w:sz w:val="24"/>
-          <w:szCs w:val="24"/>
-        </w:rPr>
-        <w:tab/>
-      </w:r>
-      <w:r>
-        <w:rPr>
-          <w:rFonts w:ascii="Times New Roman" w:hAnsi="Times New Roman" w:cs="Times New Roman"/>
-          <w:b/>
-          <w:bCs/>
-          <w:sz w:val="24"/>
-          <w:szCs w:val="24"/>
-        </w:rPr>
-        <w:t>Εναλλακτική ροή:</w:t>
-      </w:r>
-    </w:p>
-    <w:p>
-      <w:pPr>
-        <w:rPr>
-          <w:rFonts w:ascii="Times New Roman" w:hAnsi="Times New Roman" w:cs="Times New Roman"/>
-          <w:sz w:val="24"/>
-          <w:szCs w:val="24"/>
-        </w:rPr>
-      </w:pPr>
-      <w:r>
-        <w:rPr>
-          <w:rFonts w:ascii="Times New Roman" w:hAnsi="Times New Roman" w:cs="Times New Roman"/>
-          <w:sz w:val="24"/>
-          <w:szCs w:val="24"/>
-        </w:rPr>
-        <w:tab/>
-      </w:r>
-      <w:r>
-        <w:rPr>
-          <w:rFonts w:ascii="Times New Roman" w:hAnsi="Times New Roman" w:cs="Times New Roman"/>
-          <w:sz w:val="24"/>
-          <w:szCs w:val="24"/>
-        </w:rPr>
-        <w:tab/>
-      </w:r>
-      <w:r>
-        <w:rPr>
-          <w:rFonts w:ascii="Times New Roman" w:hAnsi="Times New Roman" w:cs="Times New Roman"/>
-          <w:sz w:val="24"/>
-          <w:szCs w:val="24"/>
-        </w:rPr>
-        <w:tab/>
-        <w:t xml:space="preserve">1. Ο χρήστης επιλέγει να επικοινωνήσει με κάποιον </w:t>
-      </w:r>
-      <w:r>
-        <w:rPr>
-          <w:rFonts w:ascii="Times New Roman" w:hAnsi="Times New Roman" w:cs="Times New Roman"/>
-          <w:sz w:val="24"/>
-          <w:szCs w:val="24"/>
-          <w:lang w:val="en-US"/>
-        </w:rPr>
-        <w:t>admin</w:t>
-      </w:r>
-      <w:r>
-        <w:rPr>
-          <w:rFonts w:ascii="Times New Roman" w:hAnsi="Times New Roman" w:cs="Times New Roman"/>
-          <w:sz w:val="24"/>
-          <w:szCs w:val="24"/>
-        </w:rPr>
-        <w:t>.</w:t>
-      </w:r>
-    </w:p>
-    <w:p>
-      <w:pPr>
-        <w:rPr>
-          <w:rFonts w:ascii="Times New Roman" w:hAnsi="Times New Roman" w:cs="Times New Roman"/>
-          <w:sz w:val="24"/>
-          <w:szCs w:val="24"/>
-        </w:rPr>
-      </w:pPr>
-      <w:r>
-        <w:rPr>
-          <w:rFonts w:ascii="Times New Roman" w:hAnsi="Times New Roman" w:cs="Times New Roman"/>
-          <w:sz w:val="24"/>
-          <w:szCs w:val="24"/>
-        </w:rPr>
-        <w:tab/>
-      </w:r>
-      <w:r>
-        <w:rPr>
-          <w:rFonts w:ascii="Times New Roman" w:hAnsi="Times New Roman" w:cs="Times New Roman"/>
-          <w:sz w:val="24"/>
-          <w:szCs w:val="24"/>
-        </w:rPr>
-        <w:tab/>
-      </w:r>
-      <w:r>
-        <w:rPr>
-          <w:rFonts w:ascii="Times New Roman" w:hAnsi="Times New Roman" w:cs="Times New Roman"/>
-          <w:sz w:val="24"/>
-          <w:szCs w:val="24"/>
-        </w:rPr>
-        <w:tab/>
-        <w:t xml:space="preserve">2. Το </w:t>
-      </w:r>
-      <w:r>
-        <w:rPr>
-          <w:rFonts w:ascii="Times New Roman" w:hAnsi="Times New Roman" w:cs="Times New Roman"/>
-          <w:sz w:val="24"/>
-          <w:szCs w:val="24"/>
-          <w:lang w:val="en-US"/>
-        </w:rPr>
-        <w:t>chatbot</w:t>
-      </w:r>
-      <w:r>
-        <w:rPr>
-          <w:rFonts w:ascii="Times New Roman" w:hAnsi="Times New Roman" w:cs="Times New Roman"/>
-          <w:sz w:val="24"/>
-          <w:szCs w:val="24"/>
-        </w:rPr>
-        <w:t xml:space="preserve"> δίνει την φόρμα επικοινωνίας.</w:t>
-      </w:r>
-    </w:p>
-    <w:p>
-      <w:pPr>
-        <w:rPr>
-          <w:rFonts w:ascii="Times New Roman" w:hAnsi="Times New Roman" w:cs="Times New Roman"/>
-          <w:sz w:val="24"/>
-          <w:szCs w:val="24"/>
-        </w:rPr>
-      </w:pPr>
-      <w:r>
-        <w:rPr>
-          <w:rFonts w:ascii="Times New Roman" w:hAnsi="Times New Roman" w:cs="Times New Roman"/>
-          <w:sz w:val="24"/>
-          <w:szCs w:val="24"/>
-        </w:rPr>
-        <w:tab/>
-      </w:r>
-      <w:r>
-        <w:rPr>
-          <w:rFonts w:ascii="Times New Roman" w:hAnsi="Times New Roman" w:cs="Times New Roman"/>
-          <w:sz w:val="24"/>
-          <w:szCs w:val="24"/>
-        </w:rPr>
-        <w:tab/>
-      </w:r>
-      <w:r>
-        <w:rPr>
-          <w:rFonts w:ascii="Times New Roman" w:hAnsi="Times New Roman" w:cs="Times New Roman"/>
-          <w:sz w:val="24"/>
-          <w:szCs w:val="24"/>
-        </w:rPr>
-        <w:tab/>
-        <w:t xml:space="preserve">3. Ο χρήστης συμπληρώνει τα στοιχεία του και το πρόβλημά </w:t>
-      </w:r>
-      <w:r>
-        <w:rPr>
-          <w:rFonts w:ascii="Times New Roman" w:hAnsi="Times New Roman" w:cs="Times New Roman"/>
-          <w:sz w:val="24"/>
-          <w:szCs w:val="24"/>
-        </w:rPr>
-        <w:tab/>
-      </w:r>
-      <w:r>
-        <w:rPr>
-          <w:rFonts w:ascii="Times New Roman" w:hAnsi="Times New Roman" w:cs="Times New Roman"/>
-          <w:sz w:val="24"/>
-          <w:szCs w:val="24"/>
-        </w:rPr>
-        <w:tab/>
-      </w:r>
-      <w:r>
-        <w:rPr>
-          <w:rFonts w:ascii="Times New Roman" w:hAnsi="Times New Roman" w:cs="Times New Roman"/>
-          <w:sz w:val="24"/>
-          <w:szCs w:val="24"/>
-        </w:rPr>
-        <w:tab/>
-      </w:r>
-      <w:r>
-        <w:rPr>
-          <w:rFonts w:ascii="Times New Roman" w:hAnsi="Times New Roman" w:cs="Times New Roman"/>
-          <w:sz w:val="24"/>
-          <w:szCs w:val="24"/>
-        </w:rPr>
-        <w:tab/>
-        <w:t>του.</w:t>
-      </w:r>
-    </w:p>
-    <w:p>
-      <w:pPr>
-        <w:rPr>
-          <w:rFonts w:ascii="Times New Roman" w:hAnsi="Times New Roman" w:cs="Times New Roman"/>
-          <w:sz w:val="24"/>
-          <w:szCs w:val="24"/>
-        </w:rPr>
-      </w:pPr>
-      <w:r>
-        <w:rPr>
-          <w:rFonts w:ascii="Times New Roman" w:hAnsi="Times New Roman" w:cs="Times New Roman"/>
-          <w:sz w:val="24"/>
-          <w:szCs w:val="24"/>
-        </w:rPr>
-        <w:tab/>
-      </w:r>
-      <w:r>
-        <w:rPr>
-          <w:rFonts w:ascii="Times New Roman" w:hAnsi="Times New Roman" w:cs="Times New Roman"/>
-          <w:sz w:val="24"/>
-          <w:szCs w:val="24"/>
-        </w:rPr>
-        <w:tab/>
-      </w:r>
-      <w:r>
-        <w:rPr>
-          <w:rFonts w:ascii="Times New Roman" w:hAnsi="Times New Roman" w:cs="Times New Roman"/>
-          <w:sz w:val="24"/>
-          <w:szCs w:val="24"/>
-        </w:rPr>
-        <w:tab/>
-        <w:t>4. Ο χρήστης πατάει αποστολή.</w:t>
-      </w:r>
-    </w:p>
-    <w:p>
-      <w:pPr>
-        <w:rPr>
-          <w:rFonts w:ascii="Times New Roman" w:hAnsi="Times New Roman" w:cs="Times New Roman"/>
-          <w:sz w:val="24"/>
-          <w:szCs w:val="24"/>
-        </w:rPr>
-      </w:pPr>
-      <w:r>
-        <w:rPr>
-          <w:rFonts w:ascii="Times New Roman" w:hAnsi="Times New Roman" w:cs="Times New Roman"/>
-          <w:sz w:val="24"/>
-          <w:szCs w:val="24"/>
-        </w:rPr>
-        <w:tab/>
-      </w:r>
-      <w:r>
-        <w:rPr>
-          <w:rFonts w:ascii="Times New Roman" w:hAnsi="Times New Roman" w:cs="Times New Roman"/>
-          <w:sz w:val="24"/>
-          <w:szCs w:val="24"/>
-        </w:rPr>
-        <w:tab/>
-      </w:r>
-      <w:r>
-        <w:rPr>
-          <w:rFonts w:ascii="Times New Roman" w:hAnsi="Times New Roman" w:cs="Times New Roman"/>
-          <w:sz w:val="24"/>
-          <w:szCs w:val="24"/>
-        </w:rPr>
-        <w:tab/>
-        <w:t xml:space="preserve">5. Ο </w:t>
-      </w:r>
-      <w:r>
-        <w:rPr>
-          <w:rFonts w:ascii="Times New Roman" w:hAnsi="Times New Roman" w:cs="Times New Roman"/>
-          <w:sz w:val="24"/>
-          <w:szCs w:val="24"/>
-          <w:lang w:val="en-US"/>
-        </w:rPr>
-        <w:t>admin</w:t>
-      </w:r>
-      <w:r>
-        <w:rPr>
-          <w:rFonts w:ascii="Times New Roman" w:hAnsi="Times New Roman" w:cs="Times New Roman"/>
-          <w:sz w:val="24"/>
-          <w:szCs w:val="24"/>
-        </w:rPr>
-        <w:t xml:space="preserve"> λαμβάνει το μήνυμα και απαντάει στον χρήστη.</w:t>
-      </w:r>
-    </w:p>
-    <w:p>
-      <w:pPr>
-        <w:rPr>
-          <w:rFonts w:ascii="Times New Roman" w:hAnsi="Times New Roman" w:cs="Times New Roman"/>
-          <w:sz w:val="24"/>
-          <w:szCs w:val="24"/>
-        </w:rPr>
-      </w:pPr>
-      <w:r>
-        <w:rPr>
-          <w:rFonts w:ascii="Times New Roman" w:hAnsi="Times New Roman" w:cs="Times New Roman"/>
-          <w:sz w:val="24"/>
-          <w:szCs w:val="24"/>
-        </w:rPr>
-        <w:tab/>
-      </w:r>
-      <w:r>
-        <w:rPr>
-          <w:rFonts w:ascii="Times New Roman" w:hAnsi="Times New Roman" w:cs="Times New Roman"/>
-          <w:sz w:val="24"/>
-          <w:szCs w:val="24"/>
-        </w:rPr>
-        <w:tab/>
-      </w:r>
-      <w:r>
-        <w:rPr>
-          <w:rFonts w:ascii="Times New Roman" w:hAnsi="Times New Roman" w:cs="Times New Roman"/>
-          <w:sz w:val="24"/>
-          <w:szCs w:val="24"/>
-        </w:rPr>
-        <w:tab/>
-        <w:t>6. Η συζήτηση λήγει.</w:t>
-      </w:r>
-    </w:p>
-    <w:p>
-      <w:pPr>
-        <w:rPr>
-          <w:rFonts w:ascii="Times New Roman" w:hAnsi="Times New Roman" w:cs="Times New Roman"/>
-        </w:rPr>
-      </w:pPr>
-    </w:p>
-    <w:p>
-      <w:pPr>
-        <w:ind w:left="2164"/>
+        <w:t xml:space="preserve"> </w:t>
+      </w:r>
+      <w:r>
+        <w:t>συμπληρώνει την φόρμα με την απάντηση του από την οθόνη απάντησης και την στέλνει στον χρήστη.</w:t>
+      </w:r>
+    </w:p>
+    <w:p>
+      <w:r>
+        <w:t>8) Η συζήτηση λήγει και εμφανίζεται η οθόνη λήξης συζήτησης.</w:t>
+      </w:r>
+    </w:p>
+    <w:p>
+      <w:pPr>
         <w:rPr>
           <w:rFonts w:ascii="Times New Roman" w:hAnsi="Times New Roman" w:cs="Times New Roman"/>
           <w:sz w:val="24"/>
@@ -7231,7 +6728,7 @@
     </w:p>
     <w:p>
       <w:pPr>
-        <w:pStyle w:val="BodyText"/>
+        <w:pStyle w:val="a4"/>
         <w:numPr>
           <w:ilvl w:val="0"/>
           <w:numId w:val="15"/>
@@ -7254,7 +6751,7 @@
     </w:p>
     <w:p>
       <w:pPr>
-        <w:pStyle w:val="BodyText"/>
+        <w:pStyle w:val="a4"/>
         <w:numPr>
           <w:ilvl w:val="0"/>
           <w:numId w:val="15"/>
@@ -7277,7 +6774,7 @@
     </w:p>
     <w:p>
       <w:pPr>
-        <w:pStyle w:val="BodyText"/>
+        <w:pStyle w:val="a4"/>
         <w:numPr>
           <w:ilvl w:val="0"/>
           <w:numId w:val="15"/>
@@ -7300,7 +6797,7 @@
     </w:p>
     <w:p>
       <w:pPr>
-        <w:pStyle w:val="BodyText"/>
+        <w:pStyle w:val="a4"/>
         <w:numPr>
           <w:ilvl w:val="0"/>
           <w:numId w:val="15"/>
@@ -7318,12 +6815,20 @@
           <w:sz w:val="24"/>
           <w:szCs w:val="24"/>
         </w:rPr>
-        <w:t>Στην περίπτωση που χρήστης =  διαχειριστής ή προνομιούχο μέλος το σύστημα εμφανίζει το χρονοδιάγραμμα και τις διαθέσιμες ενέργειες (προσθήκη, επεξεργασία, διαγραφή).</w:t>
-      </w:r>
-    </w:p>
-    <w:p>
-      <w:pPr>
-        <w:pStyle w:val="BodyText"/>
+        <w:t>Στην περίπτωση που χρ</w:t>
+      </w:r>
+      <w:r>
+        <w:rPr>
+          <w:rFonts w:ascii="Liberation Serif" w:hAnsi="Liberation Serif"/>
+          <w:sz w:val="24"/>
+          <w:szCs w:val="24"/>
+        </w:rPr>
+        <w:t>ήστης =  διαχειριστής ή προνομιούχο μέλος το σύστημα εμφανίζει το χρονοδιάγραμμα και τις διαθέσιμες ενέργειες (προσθήκη, επεξεργασία, διαγραφή).</w:t>
+      </w:r>
+    </w:p>
+    <w:p>
+      <w:pPr>
+        <w:pStyle w:val="a4"/>
         <w:numPr>
           <w:ilvl w:val="0"/>
           <w:numId w:val="15"/>
@@ -7346,7 +6851,7 @@
     </w:p>
     <w:p>
       <w:pPr>
-        <w:pStyle w:val="BodyText"/>
+        <w:pStyle w:val="a4"/>
         <w:numPr>
           <w:ilvl w:val="0"/>
           <w:numId w:val="15"/>
@@ -7369,7 +6874,7 @@
     </w:p>
     <w:p>
       <w:pPr>
-        <w:pStyle w:val="BodyText"/>
+        <w:pStyle w:val="a4"/>
         <w:numPr>
           <w:ilvl w:val="0"/>
           <w:numId w:val="15"/>
@@ -7387,13 +6892,20 @@
           <w:sz w:val="24"/>
           <w:szCs w:val="24"/>
         </w:rPr>
-        <w:lastRenderedPageBreak/>
-        <w:t>Ο χρήστης εισάγει ή τροποποιεί τα στοιχεία της δραστηριότητας.</w:t>
-      </w:r>
-    </w:p>
-    <w:p>
-      <w:pPr>
-        <w:pStyle w:val="BodyText"/>
+        <w:t>Ο χρήσ</w:t>
+      </w:r>
+      <w:r>
+        <w:rPr>
+          <w:rFonts w:ascii="Liberation Serif" w:hAnsi="Liberation Serif"/>
+          <w:sz w:val="24"/>
+          <w:szCs w:val="24"/>
+        </w:rPr>
+        <w:t>της εισάγει ή τροποποιεί τα στοιχεία της δραστηριότητας.</w:t>
+      </w:r>
+    </w:p>
+    <w:p>
+      <w:pPr>
+        <w:pStyle w:val="a4"/>
         <w:numPr>
           <w:ilvl w:val="0"/>
           <w:numId w:val="15"/>
@@ -7416,7 +6928,7 @@
     </w:p>
     <w:p>
       <w:pPr>
-        <w:pStyle w:val="BodyText"/>
+        <w:pStyle w:val="a4"/>
         <w:numPr>
           <w:ilvl w:val="0"/>
           <w:numId w:val="15"/>
@@ -7439,7 +6951,7 @@
     </w:p>
     <w:p>
       <w:pPr>
-        <w:pStyle w:val="BodyText"/>
+        <w:pStyle w:val="a4"/>
         <w:numPr>
           <w:ilvl w:val="0"/>
           <w:numId w:val="15"/>
@@ -7462,7 +6974,7 @@
     </w:p>
     <w:p>
       <w:pPr>
-        <w:pStyle w:val="BodyText"/>
+        <w:pStyle w:val="a4"/>
         <w:numPr>
           <w:ilvl w:val="0"/>
           <w:numId w:val="15"/>
@@ -7481,7 +6993,16 @@
           <w:szCs w:val="24"/>
           <w:lang w:eastAsia="el-GR"/>
         </w:rPr>
-        <w:t>Το σύστημα εμφανίζει μήνυμα επιβεβαίωσης επιτυχούς ενημέρωσης.</w:t>
+        <w:t>Το σύστημα εμφανίζει μήνυμα επ</w:t>
+      </w:r>
+      <w:r>
+        <w:rPr>
+          <w:rFonts w:ascii="Liberation Serif" w:eastAsia="Times New Roman" w:hAnsi="Liberation Serif" w:cs="Times New Roman"/>
+          <w:sz w:val="24"/>
+          <w:szCs w:val="24"/>
+          <w:lang w:eastAsia="el-GR"/>
+        </w:rPr>
+        <w:t>ιβεβαίωσης επιτυχούς ενημέρωσης.</w:t>
       </w:r>
     </w:p>
     <w:p>
@@ -7526,7 +7047,7 @@
     </w:p>
     <w:p>
       <w:pPr>
-        <w:pStyle w:val="BodyText"/>
+        <w:pStyle w:val="a4"/>
         <w:rPr>
           <w:rFonts w:ascii="Liberation Serif" w:hAnsi="Liberation Serif"/>
           <w:sz w:val="24"/>
@@ -7544,7 +7065,7 @@
     </w:p>
     <w:p>
       <w:pPr>
-        <w:pStyle w:val="BodyText"/>
+        <w:pStyle w:val="a4"/>
         <w:rPr>
           <w:rFonts w:ascii="Liberation Serif" w:hAnsi="Liberation Serif"/>
           <w:sz w:val="24"/>
@@ -7558,7 +7079,16 @@
           <w:szCs w:val="24"/>
           <w:lang w:eastAsia="el-GR"/>
         </w:rPr>
-        <w:t>4. Στην περίπτωση που χρήστης είναι ένα απλό μέλος τότε το χρονοδιάγραμμα εμφανίζεται για απλή περιήγηση.</w:t>
+        <w:t>4. Στην περίπτωση που χρήστης είναι ένα απλό μέλος τότε το χρονοδιάγραμμα εμφ</w:t>
+      </w:r>
+      <w:r>
+        <w:rPr>
+          <w:rFonts w:ascii="Liberation Serif" w:eastAsia="Times New Roman" w:hAnsi="Liberation Serif" w:cs="Times New Roman"/>
+          <w:sz w:val="24"/>
+          <w:szCs w:val="24"/>
+          <w:lang w:eastAsia="el-GR"/>
+        </w:rPr>
+        <w:t>ανίζεται για απλή περιήγηση.</w:t>
       </w:r>
     </w:p>
     <w:p>
@@ -7615,7 +7145,7 @@
     </w:p>
     <w:p>
       <w:pPr>
-        <w:pStyle w:val="ListParagraph"/>
+        <w:pStyle w:val="a7"/>
         <w:numPr>
           <w:ilvl w:val="1"/>
           <w:numId w:val="13"/>
@@ -7650,7 +7180,7 @@
     </w:p>
     <w:p>
       <w:pPr>
-        <w:pStyle w:val="ListParagraph"/>
+        <w:pStyle w:val="a7"/>
         <w:numPr>
           <w:ilvl w:val="1"/>
           <w:numId w:val="13"/>
@@ -7673,7 +7203,7 @@
     </w:p>
     <w:p>
       <w:pPr>
-        <w:pStyle w:val="ListParagraph"/>
+        <w:pStyle w:val="a7"/>
         <w:numPr>
           <w:ilvl w:val="0"/>
           <w:numId w:val="14"/>
@@ -7693,7 +7223,7 @@
     </w:p>
     <w:p>
       <w:pPr>
-        <w:pStyle w:val="ListParagraph"/>
+        <w:pStyle w:val="a7"/>
         <w:numPr>
           <w:ilvl w:val="0"/>
           <w:numId w:val="14"/>
@@ -7713,7 +7243,7 @@
     </w:p>
     <w:p>
       <w:pPr>
-        <w:pStyle w:val="ListParagraph"/>
+        <w:pStyle w:val="a7"/>
         <w:numPr>
           <w:ilvl w:val="0"/>
           <w:numId w:val="14"/>
@@ -7733,7 +7263,7 @@
     </w:p>
     <w:p>
       <w:pPr>
-        <w:pStyle w:val="ListParagraph"/>
+        <w:pStyle w:val="a7"/>
         <w:numPr>
           <w:ilvl w:val="0"/>
           <w:numId w:val="14"/>
@@ -7753,7 +7283,7 @@
     </w:p>
     <w:p>
       <w:pPr>
-        <w:pStyle w:val="ListParagraph"/>
+        <w:pStyle w:val="a7"/>
         <w:numPr>
           <w:ilvl w:val="0"/>
           <w:numId w:val="14"/>
@@ -7773,7 +7303,7 @@
     </w:p>
     <w:p>
       <w:pPr>
-        <w:pStyle w:val="ListParagraph"/>
+        <w:pStyle w:val="a7"/>
         <w:numPr>
           <w:ilvl w:val="0"/>
           <w:numId w:val="14"/>
@@ -7793,7 +7323,7 @@
     </w:p>
     <w:p>
       <w:pPr>
-        <w:pStyle w:val="ListParagraph"/>
+        <w:pStyle w:val="a7"/>
         <w:numPr>
           <w:ilvl w:val="0"/>
           <w:numId w:val="14"/>
@@ -7813,7 +7343,7 @@
     </w:p>
     <w:p>
       <w:pPr>
-        <w:pStyle w:val="ListParagraph"/>
+        <w:pStyle w:val="a7"/>
         <w:numPr>
           <w:ilvl w:val="0"/>
           <w:numId w:val="14"/>
@@ -7833,7 +7363,7 @@
     </w:p>
     <w:p>
       <w:pPr>
-        <w:pStyle w:val="ListParagraph"/>
+        <w:pStyle w:val="a7"/>
         <w:numPr>
           <w:ilvl w:val="0"/>
           <w:numId w:val="14"/>
@@ -7848,12 +7378,19 @@
           <w:rFonts w:ascii="Times New Roman" w:hAnsi="Times New Roman" w:cs="Times New Roman"/>
           <w:sz w:val="24"/>
         </w:rPr>
-        <w:t>Γίνεται καταχώρηση στην λίστα αξιολογήσεων της βάσης.</w:t>
-      </w:r>
-    </w:p>
-    <w:p>
-      <w:pPr>
-        <w:pStyle w:val="ListParagraph"/>
+        <w:t>Γίνεται καταχώρηση στην λί</w:t>
+      </w:r>
+      <w:r>
+        <w:rPr>
+          <w:rFonts w:ascii="Times New Roman" w:hAnsi="Times New Roman" w:cs="Times New Roman"/>
+          <w:sz w:val="24"/>
+        </w:rPr>
+        <w:t>στα αξιολογήσεων της βάσης.</w:t>
+      </w:r>
+    </w:p>
+    <w:p>
+      <w:pPr>
+        <w:pStyle w:val="a7"/>
         <w:numPr>
           <w:ilvl w:val="0"/>
           <w:numId w:val="14"/>
@@ -7873,16 +7410,16 @@
     </w:p>
     <w:p>
       <w:pPr>
-        <w:pStyle w:val="ListParagraph"/>
-        <w:rPr>
-          <w:rFonts w:ascii="Times New Roman" w:hAnsi="Times New Roman" w:cs="Times New Roman"/>
-          <w:sz w:val="24"/>
-        </w:rPr>
-      </w:pPr>
-    </w:p>
-    <w:p>
-      <w:pPr>
-        <w:pStyle w:val="BodyText"/>
+        <w:pStyle w:val="a7"/>
+        <w:rPr>
+          <w:rFonts w:ascii="Times New Roman" w:hAnsi="Times New Roman" w:cs="Times New Roman"/>
+          <w:sz w:val="24"/>
+        </w:rPr>
+      </w:pPr>
+    </w:p>
+    <w:p>
+      <w:pPr>
+        <w:pStyle w:val="a4"/>
         <w:rPr>
           <w:rFonts w:ascii="Liberation Serif" w:hAnsi="Liberation Serif"/>
           <w:sz w:val="24"/>
@@ -7900,7 +7437,7 @@
     </w:p>
     <w:p>
       <w:pPr>
-        <w:pStyle w:val="BodyText"/>
+        <w:pStyle w:val="a4"/>
         <w:rPr>
           <w:rFonts w:ascii="Liberation Serif" w:hAnsi="Liberation Serif"/>
           <w:sz w:val="24"/>
@@ -7914,7 +7451,16 @@
           <w:szCs w:val="28"/>
           <w:lang w:eastAsia="el-GR"/>
         </w:rPr>
-        <w:t>5.  Στην περίπτωση που χρήστης δεν έχει συμμετάσχει στην εκδήλωση δεν του επιτρέπεται η αξιολόγησή της και εμφανίζεται αντίστοιχο ενημερωτικό μήνυμα στην οθόνη.</w:t>
+        <w:t xml:space="preserve">5.  Στην περίπτωση που χρήστης δεν έχει συμμετάσχει στην εκδήλωση δεν του επιτρέπεται η αξιολόγησή της και εμφανίζεται αντίστοιχο </w:t>
+      </w:r>
+      <w:r>
+        <w:rPr>
+          <w:rFonts w:ascii="Times New Roman" w:eastAsia="Times New Roman" w:hAnsi="Times New Roman" w:cs="Times New Roman"/>
+          <w:sz w:val="24"/>
+          <w:szCs w:val="28"/>
+          <w:lang w:eastAsia="el-GR"/>
+        </w:rPr>
+        <w:t>ενημερωτικό μήνυμα στην οθόνη.</w:t>
       </w:r>
     </w:p>
     <w:p>
@@ -7941,7 +7487,6 @@
           <w:sz w:val="28"/>
           <w:u w:val="single"/>
         </w:rPr>
-        <w:lastRenderedPageBreak/>
         <w:t>9) Στατιστικά Ομάδας</w:t>
       </w:r>
       <w:r>
@@ -7955,7 +7500,7 @@
     </w:p>
     <w:p>
       <w:pPr>
-        <w:pStyle w:val="ListParagraph"/>
+        <w:pStyle w:val="a7"/>
         <w:numPr>
           <w:ilvl w:val="0"/>
           <w:numId w:val="1"/>
@@ -7980,7 +7525,7 @@
     </w:p>
     <w:p>
       <w:pPr>
-        <w:pStyle w:val="ListParagraph"/>
+        <w:pStyle w:val="a7"/>
         <w:numPr>
           <w:ilvl w:val="0"/>
           <w:numId w:val="1"/>
@@ -7998,7 +7543,7 @@
     </w:p>
     <w:p>
       <w:pPr>
-        <w:pStyle w:val="ListParagraph"/>
+        <w:pStyle w:val="a7"/>
         <w:numPr>
           <w:ilvl w:val="0"/>
           <w:numId w:val="2"/>
@@ -8016,7 +7561,7 @@
     </w:p>
     <w:p>
       <w:pPr>
-        <w:pStyle w:val="ListParagraph"/>
+        <w:pStyle w:val="a7"/>
         <w:numPr>
           <w:ilvl w:val="0"/>
           <w:numId w:val="2"/>
@@ -8034,7 +7579,7 @@
     </w:p>
     <w:p>
       <w:pPr>
-        <w:pStyle w:val="ListParagraph"/>
+        <w:pStyle w:val="a7"/>
         <w:numPr>
           <w:ilvl w:val="0"/>
           <w:numId w:val="2"/>
@@ -8052,7 +7597,7 @@
     </w:p>
     <w:p>
       <w:pPr>
-        <w:pStyle w:val="ListParagraph"/>
+        <w:pStyle w:val="a7"/>
         <w:numPr>
           <w:ilvl w:val="0"/>
           <w:numId w:val="2"/>
@@ -8066,12 +7611,19 @@
           <w:rFonts w:ascii="Franklin Gothic Medium" w:hAnsi="Franklin Gothic Medium"/>
           <w:u w:val="single"/>
         </w:rPr>
-        <w:t>Επιλογή «στατιστικά εκδηλώσεων»</w:t>
-      </w:r>
-    </w:p>
-    <w:p>
-      <w:pPr>
-        <w:pStyle w:val="ListParagraph"/>
+        <w:t xml:space="preserve">Επιλογή «στατιστικά </w:t>
+      </w:r>
+      <w:r>
+        <w:rPr>
+          <w:rFonts w:ascii="Franklin Gothic Medium" w:hAnsi="Franklin Gothic Medium"/>
+          <w:u w:val="single"/>
+        </w:rPr>
+        <w:t>εκδηλώσεων»</w:t>
+      </w:r>
+    </w:p>
+    <w:p>
+      <w:pPr>
+        <w:pStyle w:val="a7"/>
         <w:numPr>
           <w:ilvl w:val="0"/>
           <w:numId w:val="2"/>
@@ -8089,7 +7641,7 @@
     </w:p>
     <w:p>
       <w:pPr>
-        <w:pStyle w:val="ListParagraph"/>
+        <w:pStyle w:val="a7"/>
         <w:numPr>
           <w:ilvl w:val="0"/>
           <w:numId w:val="2"/>
@@ -8108,7 +7660,7 @@
     </w:p>
     <w:p>
       <w:pPr>
-        <w:pStyle w:val="ListParagraph"/>
+        <w:pStyle w:val="a7"/>
         <w:numPr>
           <w:ilvl w:val="0"/>
           <w:numId w:val="2"/>
@@ -8126,7 +7678,7 @@
     </w:p>
     <w:p>
       <w:pPr>
-        <w:pStyle w:val="ListParagraph"/>
+        <w:pStyle w:val="a7"/>
         <w:numPr>
           <w:ilvl w:val="0"/>
           <w:numId w:val="2"/>
@@ -8161,7 +7713,7 @@
     </w:p>
     <w:p>
       <w:pPr>
-        <w:pStyle w:val="ListParagraph"/>
+        <w:pStyle w:val="a7"/>
         <w:numPr>
           <w:ilvl w:val="0"/>
           <w:numId w:val="2"/>
@@ -8193,7 +7745,7 @@
     </w:p>
     <w:p>
       <w:pPr>
-        <w:pStyle w:val="ListParagraph"/>
+        <w:pStyle w:val="a7"/>
         <w:ind w:left="1440"/>
         <w:rPr>
           <w:rFonts w:ascii="Franklin Gothic Medium" w:hAnsi="Franklin Gothic Medium"/>
@@ -8202,7 +7754,7 @@
     </w:p>
     <w:p>
       <w:pPr>
-        <w:pStyle w:val="ListParagraph"/>
+        <w:pStyle w:val="a7"/>
         <w:ind w:left="1440"/>
         <w:rPr>
           <w:rFonts w:ascii="Franklin Gothic Medium" w:hAnsi="Franklin Gothic Medium"/>
@@ -8211,7 +7763,7 @@
     </w:p>
     <w:p>
       <w:pPr>
-        <w:pStyle w:val="ListParagraph"/>
+        <w:pStyle w:val="a7"/>
         <w:ind w:left="1440"/>
         <w:rPr>
           <w:rFonts w:ascii="Franklin Gothic Medium" w:hAnsi="Franklin Gothic Medium"/>
@@ -8241,7 +7793,7 @@
     </w:p>
     <w:p>
       <w:pPr>
-        <w:pStyle w:val="ListParagraph"/>
+        <w:pStyle w:val="a7"/>
         <w:numPr>
           <w:ilvl w:val="0"/>
           <w:numId w:val="5"/>
@@ -8257,12 +7809,13 @@
           <w:sz w:val="24"/>
           <w:lang w:val="en-US"/>
         </w:rPr>
+        <w:lastRenderedPageBreak/>
         <w:t>Actors: Admin</w:t>
       </w:r>
     </w:p>
     <w:p>
       <w:pPr>
-        <w:pStyle w:val="ListParagraph"/>
+        <w:pStyle w:val="a7"/>
         <w:numPr>
           <w:ilvl w:val="0"/>
           <w:numId w:val="5"/>
@@ -8282,7 +7835,7 @@
     </w:p>
     <w:p>
       <w:pPr>
-        <w:pStyle w:val="ListParagraph"/>
+        <w:pStyle w:val="a7"/>
         <w:numPr>
           <w:ilvl w:val="0"/>
           <w:numId w:val="6"/>
@@ -8313,7 +7866,7 @@
     </w:p>
     <w:p>
       <w:pPr>
-        <w:pStyle w:val="ListParagraph"/>
+        <w:pStyle w:val="a7"/>
         <w:numPr>
           <w:ilvl w:val="0"/>
           <w:numId w:val="6"/>
@@ -8326,12 +7879,18 @@
         <w:rPr>
           <w:rFonts w:ascii="Franklin Gothic Medium" w:hAnsi="Franklin Gothic Medium"/>
         </w:rPr>
-        <w:t>Προβάλλεται η λίστα με τα διαθέσιμα στατιστικά.</w:t>
-      </w:r>
-    </w:p>
-    <w:p>
-      <w:pPr>
-        <w:pStyle w:val="ListParagraph"/>
+        <w:t>Προβάλλεται η λί</w:t>
+      </w:r>
+      <w:r>
+        <w:rPr>
+          <w:rFonts w:ascii="Franklin Gothic Medium" w:hAnsi="Franklin Gothic Medium"/>
+        </w:rPr>
+        <w:t>στα με τα διαθέσιμα στατιστικά.</w:t>
+      </w:r>
+    </w:p>
+    <w:p>
+      <w:pPr>
+        <w:pStyle w:val="a7"/>
         <w:numPr>
           <w:ilvl w:val="0"/>
           <w:numId w:val="6"/>
@@ -8349,7 +7908,7 @@
     </w:p>
     <w:p>
       <w:pPr>
-        <w:pStyle w:val="ListParagraph"/>
+        <w:pStyle w:val="a7"/>
         <w:numPr>
           <w:ilvl w:val="0"/>
           <w:numId w:val="6"/>
@@ -8383,7 +7942,7 @@
     </w:p>
     <w:p>
       <w:pPr>
-        <w:pStyle w:val="ListParagraph"/>
+        <w:pStyle w:val="a7"/>
         <w:numPr>
           <w:ilvl w:val="0"/>
           <w:numId w:val="6"/>
@@ -8414,7 +7973,7 @@
     </w:p>
     <w:p>
       <w:pPr>
-        <w:pStyle w:val="ListParagraph"/>
+        <w:pStyle w:val="a7"/>
         <w:numPr>
           <w:ilvl w:val="0"/>
           <w:numId w:val="6"/>
@@ -8433,7 +7992,7 @@
     </w:p>
     <w:p>
       <w:pPr>
-        <w:pStyle w:val="ListParagraph"/>
+        <w:pStyle w:val="a7"/>
         <w:numPr>
           <w:ilvl w:val="0"/>
           <w:numId w:val="6"/>
@@ -8446,12 +8005,18 @@
         <w:rPr>
           <w:rFonts w:ascii="Franklin Gothic Medium" w:hAnsi="Franklin Gothic Medium"/>
         </w:rPr>
-        <w:t>Υπολογίζονται και προβάλλονται τα «στατιστικά αποδοτικότητας» στην οθόνη με μορφή διαγράμματος.</w:t>
-      </w:r>
-    </w:p>
-    <w:p>
-      <w:pPr>
-        <w:pStyle w:val="ListParagraph"/>
+        <w:t xml:space="preserve">Υπολογίζονται και </w:t>
+      </w:r>
+      <w:r>
+        <w:rPr>
+          <w:rFonts w:ascii="Franklin Gothic Medium" w:hAnsi="Franklin Gothic Medium"/>
+        </w:rPr>
+        <w:t>προβάλλονται τα «στατιστικά αποδοτικότητας» στην οθόνη με μορφή διαγράμματος.</w:t>
+      </w:r>
+    </w:p>
+    <w:p>
+      <w:pPr>
+        <w:pStyle w:val="a7"/>
         <w:numPr>
           <w:ilvl w:val="0"/>
           <w:numId w:val="6"/>
@@ -8470,7 +8035,7 @@
     </w:p>
     <w:p>
       <w:pPr>
-        <w:pStyle w:val="ListParagraph"/>
+        <w:pStyle w:val="a7"/>
         <w:numPr>
           <w:ilvl w:val="0"/>
           <w:numId w:val="6"/>
@@ -8516,7 +8081,7 @@
     </w:p>
     <w:p>
       <w:pPr>
-        <w:pStyle w:val="ListParagraph"/>
+        <w:pStyle w:val="a7"/>
         <w:numPr>
           <w:ilvl w:val="0"/>
           <w:numId w:val="10"/>
@@ -8542,7 +8107,7 @@
     </w:p>
     <w:p>
       <w:pPr>
-        <w:pStyle w:val="ListParagraph"/>
+        <w:pStyle w:val="a7"/>
         <w:numPr>
           <w:ilvl w:val="0"/>
           <w:numId w:val="10"/>
@@ -8561,7 +8126,7 @@
     </w:p>
     <w:p>
       <w:pPr>
-        <w:pStyle w:val="ListParagraph"/>
+        <w:pStyle w:val="a7"/>
         <w:numPr>
           <w:ilvl w:val="0"/>
           <w:numId w:val="11"/>
@@ -8579,7 +8144,7 @@
     </w:p>
     <w:p>
       <w:pPr>
-        <w:pStyle w:val="ListParagraph"/>
+        <w:pStyle w:val="a7"/>
         <w:numPr>
           <w:ilvl w:val="0"/>
           <w:numId w:val="11"/>
@@ -8597,7 +8162,7 @@
     </w:p>
     <w:p>
       <w:pPr>
-        <w:pStyle w:val="ListParagraph"/>
+        <w:pStyle w:val="a7"/>
         <w:numPr>
           <w:ilvl w:val="0"/>
           <w:numId w:val="11"/>
@@ -8628,7 +8193,7 @@
     </w:p>
     <w:p>
       <w:pPr>
-        <w:pStyle w:val="ListParagraph"/>
+        <w:pStyle w:val="a7"/>
         <w:numPr>
           <w:ilvl w:val="0"/>
           <w:numId w:val="11"/>
@@ -8653,7 +8218,7 @@
     </w:p>
     <w:p>
       <w:pPr>
-        <w:pStyle w:val="ListParagraph"/>
+        <w:pStyle w:val="a7"/>
         <w:numPr>
           <w:ilvl w:val="0"/>
           <w:numId w:val="11"/>
@@ -8678,7 +8243,7 @@
     </w:p>
     <w:p>
       <w:pPr>
-        <w:pStyle w:val="ListParagraph"/>
+        <w:pStyle w:val="a7"/>
         <w:numPr>
           <w:ilvl w:val="0"/>
           <w:numId w:val="11"/>
@@ -8691,12 +8256,18 @@
         <w:rPr>
           <w:rFonts w:ascii="Franklin Gothic Medium" w:hAnsi="Franklin Gothic Medium"/>
         </w:rPr>
-        <w:t>Εμφάνιση τροποποιημένου προφίλ χρήστη</w:t>
-      </w:r>
-    </w:p>
-    <w:p>
-      <w:pPr>
-        <w:pStyle w:val="ListParagraph"/>
+        <w:t xml:space="preserve">Εμφάνιση </w:t>
+      </w:r>
+      <w:r>
+        <w:rPr>
+          <w:rFonts w:ascii="Franklin Gothic Medium" w:hAnsi="Franklin Gothic Medium"/>
+        </w:rPr>
+        <w:t>τροποποιημένου προφίλ χρήστη</w:t>
+      </w:r>
+    </w:p>
+    <w:p>
+      <w:pPr>
+        <w:pStyle w:val="a7"/>
         <w:numPr>
           <w:ilvl w:val="0"/>
           <w:numId w:val="11"/>
@@ -8714,7 +8285,7 @@
     </w:p>
     <w:p>
       <w:pPr>
-        <w:pStyle w:val="ListParagraph"/>
+        <w:pStyle w:val="a7"/>
         <w:numPr>
           <w:ilvl w:val="0"/>
           <w:numId w:val="11"/>
@@ -8732,7 +8303,7 @@
     </w:p>
     <w:p>
       <w:pPr>
-        <w:pStyle w:val="ListParagraph"/>
+        <w:pStyle w:val="a7"/>
         <w:numPr>
           <w:ilvl w:val="0"/>
           <w:numId w:val="11"/>
@@ -8745,13 +8316,12 @@
         <w:rPr>
           <w:rFonts w:ascii="Franklin Gothic Medium" w:hAnsi="Franklin Gothic Medium"/>
         </w:rPr>
-        <w:lastRenderedPageBreak/>
         <w:t>Επιλογή ενδιαφερόντων από την λίστα «ενδιαφέροντα» και ενημέρωση του συστήματος.</w:t>
       </w:r>
     </w:p>
     <w:p>
       <w:pPr>
-        <w:pStyle w:val="ListParagraph"/>
+        <w:pStyle w:val="a7"/>
         <w:numPr>
           <w:ilvl w:val="0"/>
           <w:numId w:val="11"/>
@@ -8764,12 +8334,18 @@
         <w:rPr>
           <w:rFonts w:ascii="Franklin Gothic Medium" w:hAnsi="Franklin Gothic Medium"/>
         </w:rPr>
-        <w:t>Εμφάνιση συλλόγων που συμμετέχει ο χρήστης.</w:t>
-      </w:r>
-    </w:p>
-    <w:p>
-      <w:pPr>
-        <w:pStyle w:val="ListParagraph"/>
+        <w:t>Εμφάνιση συλλόγων που συμμετέχει ο</w:t>
+      </w:r>
+      <w:r>
+        <w:rPr>
+          <w:rFonts w:ascii="Franklin Gothic Medium" w:hAnsi="Franklin Gothic Medium"/>
+        </w:rPr>
+        <w:t xml:space="preserve"> χρήστης.</w:t>
+      </w:r>
+    </w:p>
+    <w:p>
+      <w:pPr>
+        <w:pStyle w:val="a7"/>
         <w:numPr>
           <w:ilvl w:val="0"/>
           <w:numId w:val="11"/>
@@ -8787,7 +8363,7 @@
     </w:p>
     <w:p>
       <w:pPr>
-        <w:pStyle w:val="ListParagraph"/>
+        <w:pStyle w:val="a7"/>
         <w:numPr>
           <w:ilvl w:val="0"/>
           <w:numId w:val="11"/>
@@ -8830,7 +8406,7 @@
     </w:p>
     <w:p>
       <w:pPr>
-        <w:pStyle w:val="ListParagraph"/>
+        <w:pStyle w:val="a7"/>
         <w:numPr>
           <w:ilvl w:val="0"/>
           <w:numId w:val="12"/>
@@ -8850,7 +8426,7 @@
     </w:p>
     <w:p>
       <w:pPr>
-        <w:pStyle w:val="ListParagraph"/>
+        <w:pStyle w:val="a7"/>
         <w:ind w:left="2160"/>
         <w:rPr>
           <w:rFonts w:ascii="Franklin Gothic Medium" w:hAnsi="Franklin Gothic Medium"/>
@@ -8878,7 +8454,7 @@
     </w:p>
     <w:p>
       <w:pPr>
-        <w:pStyle w:val="ListParagraph"/>
+        <w:pStyle w:val="a7"/>
         <w:ind w:left="2160"/>
         <w:rPr>
           <w:rFonts w:ascii="Franklin Gothic Medium" w:hAnsi="Franklin Gothic Medium"/>
@@ -8900,7 +8476,7 @@
     </w:p>
     <w:p>
       <w:pPr>
-        <w:pStyle w:val="ListParagraph"/>
+        <w:pStyle w:val="a7"/>
         <w:ind w:left="2160"/>
         <w:rPr>
           <w:rFonts w:ascii="Franklin Gothic Medium" w:hAnsi="Franklin Gothic Medium"/>
@@ -8910,7 +8486,13 @@
         <w:rPr>
           <w:rFonts w:ascii="Franklin Gothic Medium" w:hAnsi="Franklin Gothic Medium"/>
         </w:rPr>
-        <w:t>4.3) καινούριος έλεγχος διαθεσιμότητας.</w:t>
+        <w:t>4.3) καινούριος έ</w:t>
+      </w:r>
+      <w:r>
+        <w:rPr>
+          <w:rFonts w:ascii="Franklin Gothic Medium" w:hAnsi="Franklin Gothic Medium"/>
+        </w:rPr>
+        <w:t>λεγχος διαθεσιμότητας.</w:t>
       </w:r>
     </w:p>
     <w:p>
@@ -8933,7 +8515,7 @@
     </w:p>
     <w:p>
       <w:pPr>
-        <w:pStyle w:val="ListParagraph"/>
+        <w:pStyle w:val="a7"/>
         <w:ind w:left="2880"/>
         <w:rPr>
           <w:rFonts w:ascii="Times New Roman" w:hAnsi="Times New Roman" w:cs="Times New Roman"/>
@@ -8943,7 +8525,7 @@
     </w:p>
     <w:p>
       <w:pPr>
-        <w:pStyle w:val="ListParagraph"/>
+        <w:pStyle w:val="a7"/>
         <w:rPr>
           <w:rFonts w:ascii="Times New Roman" w:hAnsi="Times New Roman" w:cs="Times New Roman"/>
         </w:rPr>
@@ -8976,7 +8558,7 @@
     </w:p>
     <w:p>
       <w:pPr>
-        <w:pStyle w:val="ListParagraph"/>
+        <w:pStyle w:val="a7"/>
         <w:ind w:left="2880"/>
         <w:rPr>
           <w:rFonts w:ascii="Times New Roman" w:hAnsi="Times New Roman" w:cs="Times New Roman"/>
@@ -9006,7 +8588,7 @@
     </w:p>
     <w:p>
       <w:pPr>
-        <w:pStyle w:val="ListParagraph"/>
+        <w:pStyle w:val="a7"/>
         <w:ind w:left="450"/>
         <w:rPr>
           <w:rFonts w:ascii="Times New Roman" w:hAnsi="Times New Roman" w:cs="Times New Roman"/>
@@ -9022,6 +8604,7 @@
           <w:sz w:val="24"/>
           <w:szCs w:val="24"/>
         </w:rPr>
+        <w:lastRenderedPageBreak/>
         <w:tab/>
         <w:t xml:space="preserve">  </w:t>
       </w:r>
@@ -9055,7 +8638,7 @@
     </w:p>
     <w:p>
       <w:pPr>
-        <w:pStyle w:val="Heading2"/>
+        <w:pStyle w:val="2"/>
         <w:rPr>
           <w:b/>
           <w:bCs/>
@@ -9173,7 +8756,7 @@
     <w:p/>
     <w:p>
       <w:pPr>
-        <w:pStyle w:val="Heading2"/>
+        <w:pStyle w:val="2"/>
         <w:rPr>
           <w:b/>
           <w:bCs/>
@@ -9188,7 +8771,6 @@
           <w:sz w:val="36"/>
           <w:szCs w:val="36"/>
         </w:rPr>
-        <w:lastRenderedPageBreak/>
         <w:t>ROBUSTNESS DIAGRAMS</w:t>
       </w:r>
     </w:p>
@@ -9206,7 +8788,7 @@
     </w:p>
     <w:p>
       <w:pPr>
-        <w:pStyle w:val="ListParagraph"/>
+        <w:pStyle w:val="a7"/>
         <w:numPr>
           <w:ilvl w:val="0"/>
           <w:numId w:val="30"/>
@@ -9253,7 +8835,7 @@
     </w:p>
     <w:p>
       <w:pPr>
-        <w:pStyle w:val="ListParagraph"/>
+        <w:pStyle w:val="a7"/>
         <w:suppressAutoHyphens w:val="0"/>
         <w:rPr>
           <w:noProof/>
@@ -9263,7 +8845,7 @@
     </w:p>
     <w:p>
       <w:pPr>
-        <w:pStyle w:val="ListParagraph"/>
+        <w:pStyle w:val="a7"/>
         <w:suppressAutoHyphens w:val="0"/>
         <w:rPr>
           <w:rFonts w:ascii="Times New Roman" w:hAnsi="Times New Roman" w:cs="Times New Roman"/>
@@ -9683,7 +9265,6 @@
           <w:u w:val="single"/>
           <w:lang w:eastAsia="el-GR"/>
         </w:rPr>
-        <w:lastRenderedPageBreak/>
         <w:t>2)</w:t>
       </w:r>
       <w:r>
@@ -9694,18 +9275,21 @@
           <w:szCs w:val="28"/>
           <w:u w:val="single"/>
         </w:rPr>
-        <w:t xml:space="preserve"> </w:t>
-      </w:r>
-      <w:r>
-        <w:rPr>
-          <w:rFonts w:ascii="Times New Roman" w:hAnsi="Times New Roman" w:cs="Times New Roman"/>
-          <w:b/>
+        <w:t xml:space="preserve"> Αίτηση Συμμετοχής σε Πανεπιστημιακούς Συλλόγους</w:t>
+      </w:r>
+    </w:p>
+    <w:p>
+      <w:pPr>
+        <w:rPr>
+          <w:rFonts w:ascii="Times New Roman" w:eastAsia="Times New Roman" w:hAnsi="Times New Roman" w:cs="Times New Roman"/>
+          <w:b/>
+          <w:bCs/>
           <w:sz w:val="28"/>
           <w:szCs w:val="28"/>
           <w:u w:val="single"/>
-        </w:rPr>
-        <w:t>Αίτηση Συμμετοχής σε Πανεπιστημιακούς Συλλόγους</w:t>
-      </w:r>
+          <w:lang w:eastAsia="el-GR"/>
+        </w:rPr>
+      </w:pPr>
     </w:p>
     <w:p>
       <w:pPr>
@@ -9732,23 +9316,11 @@
           <w:lang w:eastAsia="el-GR"/>
         </w:rPr>
       </w:pPr>
-    </w:p>
-    <w:p>
-      <w:pPr>
-        <w:rPr>
-          <w:rFonts w:ascii="Times New Roman" w:eastAsia="Times New Roman" w:hAnsi="Times New Roman" w:cs="Times New Roman"/>
-          <w:b/>
-          <w:bCs/>
-          <w:sz w:val="28"/>
-          <w:szCs w:val="28"/>
-          <w:u w:val="single"/>
-          <w:lang w:eastAsia="el-GR"/>
-        </w:rPr>
-      </w:pPr>
       <w:r>
         <w:rPr>
           <w:noProof/>
         </w:rPr>
+        <w:lastRenderedPageBreak/>
         <w:drawing>
           <wp:inline distT="0" distB="0" distL="0" distR="0" wp14:anchorId="715D4CEB" wp14:editId="19239D73">
             <wp:extent cx="5274310" cy="3431540"/>
@@ -9815,39 +9387,28 @@
     <w:p>
       <w:pPr>
         <w:rPr>
-          <w:rFonts w:ascii="Times New Roman" w:eastAsia="Times New Roman" w:hAnsi="Times New Roman" w:cs="Times New Roman"/>
+          <w:rFonts w:ascii="Times New Roman" w:hAnsi="Times New Roman" w:cs="Times New Roman"/>
           <w:b/>
           <w:bCs/>
           <w:sz w:val="28"/>
           <w:szCs w:val="28"/>
           <w:u w:val="single"/>
-          <w:lang w:eastAsia="el-GR"/>
-        </w:rPr>
-      </w:pPr>
-    </w:p>
-    <w:p>
-      <w:pPr>
-        <w:rPr>
-          <w:rFonts w:ascii="Times New Roman" w:eastAsia="Times New Roman" w:hAnsi="Times New Roman" w:cs="Times New Roman"/>
+        </w:rPr>
+      </w:pPr>
+      <w:r>
+        <w:rPr>
+          <w:rFonts w:ascii="Times New Roman" w:hAnsi="Times New Roman" w:cs="Times New Roman"/>
           <w:b/>
           <w:bCs/>
           <w:sz w:val="28"/>
           <w:szCs w:val="28"/>
           <w:u w:val="single"/>
-          <w:lang w:eastAsia="el-GR"/>
-        </w:rPr>
-      </w:pPr>
-    </w:p>
-    <w:p>
-      <w:pPr>
-        <w:rPr>
-          <w:b/>
-          <w:bCs/>
-          <w:sz w:val="36"/>
-          <w:szCs w:val="36"/>
-        </w:rPr>
-      </w:pPr>
-      <w:r>
+        </w:rPr>
+        <w:t>5)   Δημιουργία Εκδηλώσεων</w:t>
+      </w:r>
+    </w:p>
+    <w:p>
+      <w:pPr>
         <w:rPr>
           <w:rFonts w:ascii="Times New Roman" w:eastAsia="Times New Roman" w:hAnsi="Times New Roman" w:cs="Times New Roman"/>
           <w:b/>
@@ -9857,7 +9418,223 @@
           <w:u w:val="single"/>
           <w:lang w:eastAsia="el-GR"/>
         </w:rPr>
-        <w:t>7) Διαχείριση χρονοδιαγράμματος ομάδας</w:t>
+      </w:pPr>
+      <w:r>
+        <w:rPr>
+          <w:rFonts w:ascii="Times New Roman" w:eastAsia="Times New Roman" w:hAnsi="Times New Roman" w:cs="Times New Roman"/>
+          <w:b/>
+          <w:bCs/>
+          <w:noProof/>
+          <w:sz w:val="28"/>
+          <w:szCs w:val="28"/>
+          <w:u w:val="single"/>
+          <w:lang w:eastAsia="el-GR"/>
+        </w:rPr>
+        <w:drawing>
+          <wp:inline distT="0" distB="0" distL="0" distR="0" wp14:anchorId="7D07D6BF" wp14:editId="1230AF5B">
+            <wp:extent cx="5274310" cy="3049905"/>
+            <wp:effectExtent l="0" t="0" r="0" b="0"/>
+            <wp:docPr id="7" name="Εικόνα 7"/>
+            <wp:cNvGraphicFramePr>
+              <a:graphicFrameLocks xmlns:a="http://schemas.openxmlformats.org/drawingml/2006/main" noChangeAspect="1"/>
+            </wp:cNvGraphicFramePr>
+            <a:graphic xmlns:a="http://schemas.openxmlformats.org/drawingml/2006/main">
+              <a:graphicData uri="http://schemas.openxmlformats.org/drawingml/2006/picture">
+                <pic:pic xmlns:pic="http://schemas.openxmlformats.org/drawingml/2006/picture">
+                  <pic:nvPicPr>
+                    <pic:cNvPr id="7" name="Εικόνα 7"/>
+                    <pic:cNvPicPr/>
+                  </pic:nvPicPr>
+                  <pic:blipFill>
+                    <a:blip r:embed="rId8">
+                      <a:extLst>
+                        <a:ext uri="{28A0092B-C50C-407E-A947-70E740481C1C}">
+                          <a14:useLocalDpi xmlns:a14="http://schemas.microsoft.com/office/drawing/2010/main" val="0"/>
+                        </a:ext>
+                      </a:extLst>
+                    </a:blip>
+                    <a:stretch>
+                      <a:fillRect/>
+                    </a:stretch>
+                  </pic:blipFill>
+                  <pic:spPr>
+                    <a:xfrm>
+                      <a:off x="0" y="0"/>
+                      <a:ext cx="5274310" cy="3049905"/>
+                    </a:xfrm>
+                    <a:prstGeom prst="rect">
+                      <a:avLst/>
+                    </a:prstGeom>
+                  </pic:spPr>
+                </pic:pic>
+              </a:graphicData>
+            </a:graphic>
+          </wp:inline>
+        </w:drawing>
+      </w:r>
+    </w:p>
+    <w:p>
+      <w:pPr>
+        <w:rPr>
+          <w:rFonts w:ascii="Times New Roman" w:hAnsi="Times New Roman" w:cs="Times New Roman"/>
+          <w:b/>
+          <w:bCs/>
+          <w:sz w:val="28"/>
+          <w:szCs w:val="28"/>
+          <w:u w:val="single"/>
+          <w:lang w:val="en-US"/>
+        </w:rPr>
+      </w:pPr>
+      <w:r>
+        <w:rPr>
+          <w:rFonts w:ascii="Times New Roman" w:hAnsi="Times New Roman" w:cs="Times New Roman"/>
+          <w:b/>
+          <w:bCs/>
+          <w:sz w:val="28"/>
+          <w:szCs w:val="28"/>
+          <w:u w:val="single"/>
+        </w:rPr>
+        <w:t>6</w:t>
+      </w:r>
+      <w:r>
+        <w:rPr>
+          <w:rFonts w:ascii="Times New Roman" w:hAnsi="Times New Roman" w:cs="Times New Roman"/>
+          <w:b/>
+          <w:bCs/>
+          <w:sz w:val="28"/>
+          <w:szCs w:val="28"/>
+          <w:u w:val="single"/>
+          <w:lang w:val="en-US"/>
+        </w:rPr>
+        <w:t xml:space="preserve">)   </w:t>
+      </w:r>
+      <w:proofErr w:type="spellStart"/>
+      <w:r>
+        <w:rPr>
+          <w:rFonts w:ascii="Times New Roman" w:hAnsi="Times New Roman" w:cs="Times New Roman"/>
+          <w:b/>
+          <w:bCs/>
+          <w:sz w:val="28"/>
+          <w:szCs w:val="28"/>
+          <w:u w:val="single"/>
+          <w:lang w:val="en-US"/>
+        </w:rPr>
+        <w:t>Chatbox</w:t>
+      </w:r>
+      <w:proofErr w:type="spellEnd"/>
+    </w:p>
+    <w:p>
+      <w:pPr>
+        <w:rPr>
+          <w:rFonts w:ascii="Times New Roman" w:eastAsia="Times New Roman" w:hAnsi="Times New Roman" w:cs="Times New Roman"/>
+          <w:b/>
+          <w:bCs/>
+          <w:sz w:val="28"/>
+          <w:szCs w:val="28"/>
+          <w:u w:val="single"/>
+          <w:lang w:eastAsia="el-GR"/>
+        </w:rPr>
+      </w:pPr>
+      <w:r>
+        <w:rPr>
+          <w:rFonts w:ascii="Times New Roman" w:eastAsia="Times New Roman" w:hAnsi="Times New Roman" w:cs="Times New Roman"/>
+          <w:b/>
+          <w:bCs/>
+          <w:noProof/>
+          <w:sz w:val="28"/>
+          <w:szCs w:val="28"/>
+          <w:u w:val="single"/>
+          <w:lang w:eastAsia="el-GR"/>
+        </w:rPr>
+        <w:lastRenderedPageBreak/>
+        <w:drawing>
+          <wp:inline distT="0" distB="0" distL="0" distR="0" wp14:anchorId="52C2815C" wp14:editId="7097373A">
+            <wp:extent cx="5224780" cy="8863330"/>
+            <wp:effectExtent l="0" t="0" r="0" b="0"/>
+            <wp:docPr id="8" name="Εικόνα 8"/>
+            <wp:cNvGraphicFramePr>
+              <a:graphicFrameLocks xmlns:a="http://schemas.openxmlformats.org/drawingml/2006/main" noChangeAspect="1"/>
+            </wp:cNvGraphicFramePr>
+            <a:graphic xmlns:a="http://schemas.openxmlformats.org/drawingml/2006/main">
+              <a:graphicData uri="http://schemas.openxmlformats.org/drawingml/2006/picture">
+                <pic:pic xmlns:pic="http://schemas.openxmlformats.org/drawingml/2006/picture">
+                  <pic:nvPicPr>
+                    <pic:cNvPr id="8" name="Εικόνα 8"/>
+                    <pic:cNvPicPr/>
+                  </pic:nvPicPr>
+                  <pic:blipFill>
+                    <a:blip r:embed="rId9">
+                      <a:extLst>
+                        <a:ext uri="{28A0092B-C50C-407E-A947-70E740481C1C}">
+                          <a14:useLocalDpi xmlns:a14="http://schemas.microsoft.com/office/drawing/2010/main" val="0"/>
+                        </a:ext>
+                      </a:extLst>
+                    </a:blip>
+                    <a:stretch>
+                      <a:fillRect/>
+                    </a:stretch>
+                  </pic:blipFill>
+                  <pic:spPr>
+                    <a:xfrm>
+                      <a:off x="0" y="0"/>
+                      <a:ext cx="5224780" cy="8863330"/>
+                    </a:xfrm>
+                    <a:prstGeom prst="rect">
+                      <a:avLst/>
+                    </a:prstGeom>
+                  </pic:spPr>
+                </pic:pic>
+              </a:graphicData>
+            </a:graphic>
+          </wp:inline>
+        </w:drawing>
+      </w:r>
+    </w:p>
+    <w:p>
+      <w:pPr>
+        <w:rPr>
+          <w:rFonts w:ascii="Times New Roman" w:eastAsia="Times New Roman" w:hAnsi="Times New Roman" w:cs="Times New Roman"/>
+          <w:b/>
+          <w:bCs/>
+          <w:sz w:val="28"/>
+          <w:szCs w:val="28"/>
+          <w:u w:val="single"/>
+          <w:lang w:eastAsia="el-GR"/>
+        </w:rPr>
+      </w:pPr>
+    </w:p>
+    <w:p>
+      <w:pPr>
+        <w:rPr>
+          <w:b/>
+          <w:bCs/>
+          <w:sz w:val="36"/>
+          <w:szCs w:val="36"/>
+        </w:rPr>
+      </w:pPr>
+      <w:r>
+        <w:rPr>
+          <w:rFonts w:ascii="Times New Roman" w:eastAsia="Times New Roman" w:hAnsi="Times New Roman" w:cs="Times New Roman"/>
+          <w:b/>
+          <w:bCs/>
+          <w:sz w:val="28"/>
+          <w:szCs w:val="28"/>
+          <w:u w:val="single"/>
+          <w:lang w:eastAsia="el-GR"/>
+        </w:rPr>
+        <w:t xml:space="preserve">7) Διαχείριση </w:t>
+      </w:r>
+      <w:r>
+        <w:rPr>
+          <w:rFonts w:ascii="Times New Roman" w:eastAsia="Times New Roman" w:hAnsi="Times New Roman" w:cs="Times New Roman"/>
+          <w:b/>
+          <w:bCs/>
+          <w:sz w:val="28"/>
+          <w:szCs w:val="28"/>
+          <w:u w:val="single"/>
+          <w:lang w:eastAsia="el-GR"/>
+        </w:rPr>
+        <w:t>χρονοδιαγράμματος ομάδας</w:t>
       </w:r>
     </w:p>
     <w:p>
@@ -9899,7 +9676,7 @@
                     </pic:cNvPicPr>
                   </pic:nvPicPr>
                   <pic:blipFill>
-                    <a:blip r:embed="rId8"/>
+                    <a:blip r:embed="rId10"/>
                     <a:stretch>
                       <a:fillRect/>
                     </a:stretch>
@@ -9939,7 +9716,6 @@
           <w:szCs w:val="36"/>
           <w:u w:val="single"/>
         </w:rPr>
-        <w:lastRenderedPageBreak/>
         <w:t>8) Αξιολόγηση εκδηλώσεων</w:t>
       </w:r>
     </w:p>
@@ -9983,7 +9759,7 @@
                     </pic:cNvPicPr>
                   </pic:nvPicPr>
                   <pic:blipFill>
-                    <a:blip r:embed="rId9"/>
+                    <a:blip r:embed="rId11"/>
                     <a:stretch>
                       <a:fillRect/>
                     </a:stretch>
@@ -10040,6 +9816,7 @@
         <w:rPr>
           <w:noProof/>
         </w:rPr>
+        <w:lastRenderedPageBreak/>
         <w:drawing>
           <wp:anchor distT="0" distB="0" distL="0" distR="0" simplePos="0" relativeHeight="7" behindDoc="0" locked="0" layoutInCell="0" allowOverlap="1" wp14:anchorId="4CCF48E3" wp14:editId="472C03E8">
             <wp:simplePos x="0" y="0"/>
@@ -10066,7 +9843,7 @@
                     </pic:cNvPicPr>
                   </pic:nvPicPr>
                   <pic:blipFill>
-                    <a:blip r:embed="rId10"/>
+                    <a:blip r:embed="rId12"/>
                     <a:stretch>
                       <a:fillRect/>
                     </a:stretch>
@@ -10123,7 +9900,6 @@
         <w:rPr>
           <w:noProof/>
         </w:rPr>
-        <w:lastRenderedPageBreak/>
         <w:drawing>
           <wp:anchor distT="0" distB="0" distL="0" distR="0" simplePos="0" relativeHeight="6" behindDoc="0" locked="0" layoutInCell="0" allowOverlap="1" wp14:anchorId="7E9EB425" wp14:editId="2971D99E">
             <wp:simplePos x="0" y="0"/>
@@ -10150,7 +9926,7 @@
                     </pic:cNvPicPr>
                   </pic:nvPicPr>
                   <pic:blipFill>
-                    <a:blip r:embed="rId11"/>
+                    <a:blip r:embed="rId13"/>
                     <a:stretch>
                       <a:fillRect/>
                     </a:stretch>
@@ -10207,6 +9983,7 @@
         <w:rPr>
           <w:noProof/>
         </w:rPr>
+        <w:lastRenderedPageBreak/>
         <w:drawing>
           <wp:anchor distT="0" distB="0" distL="0" distR="0" simplePos="0" relativeHeight="5" behindDoc="0" locked="0" layoutInCell="0" allowOverlap="1" wp14:anchorId="0FB644B7" wp14:editId="5E76CA70">
             <wp:simplePos x="0" y="0"/>
@@ -10233,7 +10010,7 @@
                     </pic:cNvPicPr>
                   </pic:nvPicPr>
                   <pic:blipFill>
-                    <a:blip r:embed="rId12"/>
+                    <a:blip r:embed="rId14"/>
                     <a:stretch>
                       <a:fillRect/>
                     </a:stretch>
@@ -10266,7 +10043,7 @@
 </file>
 
 <file path=word/numbering.xml><?xml version="1.0" encoding="utf-8"?>
-<w:numbering xmlns:wpc="http://schemas.microsoft.com/office/word/2010/wordprocessingCanvas" xmlns:cx="http://schemas.microsoft.com/office/drawing/2014/chartex" xmlns:cx1="http://schemas.microsoft.com/office/drawing/2015/9/8/chartex" xmlns:cx2="http://schemas.microsoft.com/office/drawing/2015/10/21/chartex" xmlns:cx3="http://schemas.microsoft.com/office/drawing/2016/5/9/chartex" xmlns:cx4="http://schemas.microsoft.com/office/drawing/2016/5/10/chartex" xmlns:cx5="http://schemas.microsoft.com/office/drawing/2016/5/11/chartex" xmlns:cx6="http://schemas.microsoft.com/office/drawing/2016/5/12/chartex" xmlns:cx7="http://schemas.microsoft.com/office/drawing/2016/5/13/chartex" xmlns:cx8="http://schemas.microsoft.com/office/drawing/2016/5/14/chartex" xmlns:mc="http://schemas.openxmlformats.org/markup-compatibility/2006" xmlns:aink="http://schemas.microsoft.com/office/drawing/2016/ink" xmlns:am3d="http://schemas.microsoft.com/office/drawing/2017/model3d" xmlns:o="urn:schemas-microsoft-com:office:office" xmlns:oel="http://schemas.microsoft.com/office/2019/extlst" xmlns:r="http://schemas.openxmlformats.org/officeDocument/2006/relationships" xmlns:m="http://schemas.openxmlformats.org/officeDocument/2006/math" xmlns:v="urn:schemas-microsoft-com:vml" xmlns:wp14="http://schemas.microsoft.com/office/word/2010/wordprocessingDrawing" xmlns:wp="http://schemas.openxmlformats.org/drawingml/2006/wordprocessingDrawing" xmlns:w10="urn:schemas-microsoft-com:office:word" xmlns:w="http://schemas.openxmlformats.org/wordprocessingml/2006/main" xmlns:w14="http://schemas.microsoft.com/office/word/2010/wordml" xmlns:w15="http://schemas.microsoft.com/office/word/2012/wordml" xmlns:w16cex="http://schemas.microsoft.com/office/word/2018/wordml/cex" xmlns:w16cid="http://schemas.microsoft.com/office/word/2016/wordml/cid" xmlns:w16="http://schemas.microsoft.com/office/word/2018/wordml" xmlns:w16du="http://schemas.microsoft.com/office/word/2023/wordml/word16du" xmlns:w16sdtdh="http://schemas.microsoft.com/office/word/2020/wordml/sdtdatahash" xmlns:w16sdtfl="http://schemas.microsoft.com/office/word/2024/wordml/sdtformatlock" xmlns:w16se="http://schemas.microsoft.com/office/word/2015/wordml/symex" xmlns:wpg="http://schemas.microsoft.com/office/word/2010/wordprocessingGroup" xmlns:wpi="http://schemas.microsoft.com/office/word/2010/wordprocessingInk" xmlns:wne="http://schemas.microsoft.com/office/word/2006/wordml" xmlns:wps="http://schemas.microsoft.com/office/word/2010/wordprocessingShape" mc:Ignorable="w14 w15 w16se w16cid w16 w16cex w16sdtdh w16sdtfl w16du wp14">
+<w:numbering xmlns:wpc="http://schemas.microsoft.com/office/word/2010/wordprocessingCanvas" xmlns:cx="http://schemas.microsoft.com/office/drawing/2014/chartex" xmlns:cx1="http://schemas.microsoft.com/office/drawing/2015/9/8/chartex" xmlns:cx2="http://schemas.microsoft.com/office/drawing/2015/10/21/chartex" xmlns:cx3="http://schemas.microsoft.com/office/drawing/2016/5/9/chartex" xmlns:cx4="http://schemas.microsoft.com/office/drawing/2016/5/10/chartex" xmlns:cx5="http://schemas.microsoft.com/office/drawing/2016/5/11/chartex" xmlns:cx6="http://schemas.microsoft.com/office/drawing/2016/5/12/chartex" xmlns:cx7="http://schemas.microsoft.com/office/drawing/2016/5/13/chartex" xmlns:cx8="http://schemas.microsoft.com/office/drawing/2016/5/14/chartex" xmlns:mc="http://schemas.openxmlformats.org/markup-compatibility/2006" xmlns:aink="http://schemas.microsoft.com/office/drawing/2016/ink" xmlns:am3d="http://schemas.microsoft.com/office/drawing/2017/model3d" xmlns:o="urn:schemas-microsoft-com:office:office" xmlns:r="http://schemas.openxmlformats.org/officeDocument/2006/relationships" xmlns:m="http://schemas.openxmlformats.org/officeDocument/2006/math" xmlns:v="urn:schemas-microsoft-com:vml" xmlns:wp14="http://schemas.microsoft.com/office/word/2010/wordprocessingDrawing" xmlns:wp="http://schemas.openxmlformats.org/drawingml/2006/wordprocessingDrawing" xmlns:w10="urn:schemas-microsoft-com:office:word" xmlns:w="http://schemas.openxmlformats.org/wordprocessingml/2006/main" xmlns:w14="http://schemas.microsoft.com/office/word/2010/wordml" xmlns:w15="http://schemas.microsoft.com/office/word/2012/wordml" xmlns:w16cex="http://schemas.microsoft.com/office/word/2018/wordml/cex" xmlns:w16cid="http://schemas.microsoft.com/office/word/2016/wordml/cid" xmlns:w16="http://schemas.microsoft.com/office/word/2018/wordml" xmlns:w16sdtdh="http://schemas.microsoft.com/office/word/2020/wordml/sdtdatahash" xmlns:w16se="http://schemas.microsoft.com/office/word/2015/wordml/symex" xmlns:wpg="http://schemas.microsoft.com/office/word/2010/wordprocessingGroup" xmlns:wpi="http://schemas.microsoft.com/office/word/2010/wordprocessingInk" xmlns:wne="http://schemas.microsoft.com/office/word/2006/wordml" xmlns:wps="http://schemas.microsoft.com/office/word/2010/wordprocessingShape" mc:Ignorable="w14 w15 w16se w16cid w16 w16cex w16sdtdh wp14">
   <w:abstractNum w:abstractNumId="0" w15:restartNumberingAfterBreak="0">
     <w:nsid w:val="02506455"/>
     <w:multiLevelType w:val="multilevel"/>
@@ -13846,76 +13623,76 @@
       </w:rPr>
     </w:lvl>
   </w:abstractNum>
-  <w:num w:numId="1" w16cid:durableId="1601718085">
+  <w:num w:numId="1">
     <w:abstractNumId w:val="24"/>
   </w:num>
-  <w:num w:numId="2" w16cid:durableId="1571038333">
+  <w:num w:numId="2">
     <w:abstractNumId w:val="16"/>
   </w:num>
-  <w:num w:numId="3" w16cid:durableId="763110735">
+  <w:num w:numId="3">
     <w:abstractNumId w:val="10"/>
   </w:num>
-  <w:num w:numId="4" w16cid:durableId="1274284495">
+  <w:num w:numId="4">
     <w:abstractNumId w:val="8"/>
   </w:num>
-  <w:num w:numId="5" w16cid:durableId="1249190985">
+  <w:num w:numId="5">
     <w:abstractNumId w:val="9"/>
   </w:num>
-  <w:num w:numId="6" w16cid:durableId="649822178">
+  <w:num w:numId="6">
     <w:abstractNumId w:val="22"/>
   </w:num>
-  <w:num w:numId="7" w16cid:durableId="2037005599">
+  <w:num w:numId="7">
     <w:abstractNumId w:val="7"/>
   </w:num>
-  <w:num w:numId="8" w16cid:durableId="280842149">
+  <w:num w:numId="8">
     <w:abstractNumId w:val="25"/>
   </w:num>
-  <w:num w:numId="9" w16cid:durableId="1158349392">
+  <w:num w:numId="9">
     <w:abstractNumId w:val="6"/>
   </w:num>
-  <w:num w:numId="10" w16cid:durableId="987562382">
+  <w:num w:numId="10">
     <w:abstractNumId w:val="4"/>
   </w:num>
-  <w:num w:numId="11" w16cid:durableId="519389789">
+  <w:num w:numId="11">
     <w:abstractNumId w:val="19"/>
   </w:num>
-  <w:num w:numId="12" w16cid:durableId="13653685">
+  <w:num w:numId="12">
     <w:abstractNumId w:val="23"/>
   </w:num>
-  <w:num w:numId="13" w16cid:durableId="1640302456">
+  <w:num w:numId="13">
     <w:abstractNumId w:val="5"/>
   </w:num>
-  <w:num w:numId="14" w16cid:durableId="547693599">
+  <w:num w:numId="14">
     <w:abstractNumId w:val="0"/>
   </w:num>
-  <w:num w:numId="15" w16cid:durableId="1364937812">
+  <w:num w:numId="15">
     <w:abstractNumId w:val="18"/>
   </w:num>
-  <w:num w:numId="16" w16cid:durableId="444351986">
+  <w:num w:numId="16">
     <w:abstractNumId w:val="21"/>
   </w:num>
-  <w:num w:numId="17" w16cid:durableId="1909074111">
+  <w:num w:numId="17">
     <w:abstractNumId w:val="17"/>
   </w:num>
-  <w:num w:numId="18" w16cid:durableId="698239575">
+  <w:num w:numId="18">
     <w:abstractNumId w:val="12"/>
   </w:num>
-  <w:num w:numId="19" w16cid:durableId="1586105950">
+  <w:num w:numId="19">
     <w:abstractNumId w:val="3"/>
   </w:num>
-  <w:num w:numId="20" w16cid:durableId="1865316821">
+  <w:num w:numId="20">
     <w:abstractNumId w:val="20"/>
   </w:num>
-  <w:num w:numId="21" w16cid:durableId="972368260">
+  <w:num w:numId="21">
     <w:abstractNumId w:val="15"/>
   </w:num>
-  <w:num w:numId="22" w16cid:durableId="482544826">
+  <w:num w:numId="22">
     <w:abstractNumId w:val="26"/>
   </w:num>
-  <w:num w:numId="23" w16cid:durableId="1911455047">
+  <w:num w:numId="23">
     <w:abstractNumId w:val="13"/>
   </w:num>
-  <w:num w:numId="24" w16cid:durableId="970214046">
+  <w:num w:numId="24">
     <w:abstractNumId w:val="20"/>
     <w:lvlOverride w:ilvl="0">
       <w:startOverride w:val="1"/>
@@ -13927,7 +13704,7 @@
       <w:startOverride w:val="1"/>
     </w:lvlOverride>
   </w:num>
-  <w:num w:numId="25" w16cid:durableId="1627197108">
+  <w:num w:numId="25">
     <w:abstractNumId w:val="15"/>
     <w:lvlOverride w:ilvl="0">
       <w:startOverride w:val="1"/>
@@ -13936,32 +13713,32 @@
       <w:startOverride w:val="1"/>
     </w:lvlOverride>
   </w:num>
-  <w:num w:numId="26" w16cid:durableId="3015667">
+  <w:num w:numId="26">
     <w:abstractNumId w:val="26"/>
     <w:lvlOverride w:ilvl="0">
       <w:startOverride w:val="1"/>
     </w:lvlOverride>
   </w:num>
-  <w:num w:numId="27" w16cid:durableId="564072701">
+  <w:num w:numId="27">
     <w:abstractNumId w:val="27"/>
   </w:num>
-  <w:num w:numId="28" w16cid:durableId="20715434">
+  <w:num w:numId="28">
     <w:abstractNumId w:val="2"/>
   </w:num>
-  <w:num w:numId="29" w16cid:durableId="717895690">
+  <w:num w:numId="29">
     <w:abstractNumId w:val="11"/>
   </w:num>
-  <w:num w:numId="30" w16cid:durableId="1063214206">
+  <w:num w:numId="30">
     <w:abstractNumId w:val="14"/>
   </w:num>
-  <w:num w:numId="31" w16cid:durableId="1585143741">
+  <w:num w:numId="31">
     <w:abstractNumId w:val="1"/>
   </w:num>
 </w:numbering>
 </file>
 
 <file path=word/styles.xml><?xml version="1.0" encoding="utf-8"?>
-<w:styles xmlns:mc="http://schemas.openxmlformats.org/markup-compatibility/2006" xmlns:r="http://schemas.openxmlformats.org/officeDocument/2006/relationships" xmlns:w="http://schemas.openxmlformats.org/wordprocessingml/2006/main" xmlns:w14="http://schemas.microsoft.com/office/word/2010/wordml" xmlns:w15="http://schemas.microsoft.com/office/word/2012/wordml" xmlns:w16cex="http://schemas.microsoft.com/office/word/2018/wordml/cex" xmlns:w16cid="http://schemas.microsoft.com/office/word/2016/wordml/cid" xmlns:w16="http://schemas.microsoft.com/office/word/2018/wordml" xmlns:w16du="http://schemas.microsoft.com/office/word/2023/wordml/word16du" xmlns:w16sdtdh="http://schemas.microsoft.com/office/word/2020/wordml/sdtdatahash" xmlns:w16sdtfl="http://schemas.microsoft.com/office/word/2024/wordml/sdtformatlock" xmlns:w16se="http://schemas.microsoft.com/office/word/2015/wordml/symex" mc:Ignorable="w14 w15 w16se w16cid w16 w16cex w16sdtdh w16sdtfl w16du">
+<w:styles xmlns:mc="http://schemas.openxmlformats.org/markup-compatibility/2006" xmlns:r="http://schemas.openxmlformats.org/officeDocument/2006/relationships" xmlns:w="http://schemas.openxmlformats.org/wordprocessingml/2006/main" xmlns:w14="http://schemas.microsoft.com/office/word/2010/wordml" xmlns:w15="http://schemas.microsoft.com/office/word/2012/wordml" xmlns:w16cex="http://schemas.microsoft.com/office/word/2018/wordml/cex" xmlns:w16cid="http://schemas.microsoft.com/office/word/2016/wordml/cid" xmlns:w16="http://schemas.microsoft.com/office/word/2018/wordml" xmlns:w16sdtdh="http://schemas.microsoft.com/office/word/2020/wordml/sdtdatahash" xmlns:w16se="http://schemas.microsoft.com/office/word/2015/wordml/symex" mc:Ignorable="w14 w15 w16se w16cid w16 w16cex w16sdtdh">
   <w:docDefaults>
     <w:rPrDefault>
       <w:rPr>
@@ -14355,19 +14132,19 @@
     <w:lsdException w:name="Unresolved Mention" w:semiHidden="1" w:unhideWhenUsed="1"/>
     <w:lsdException w:name="Smart Link" w:semiHidden="1" w:unhideWhenUsed="1"/>
   </w:latentStyles>
-  <w:style w:type="paragraph" w:default="1" w:styleId="Normal">
+  <w:style w:type="paragraph" w:default="1" w:styleId="a">
     <w:name w:val="Normal"/>
     <w:qFormat/>
-    <w:rsid w:val="0020126E"/>
+    <w:rsid w:val="001760F0"/>
     <w:pPr>
       <w:spacing w:after="160" w:line="259" w:lineRule="auto"/>
     </w:pPr>
   </w:style>
-  <w:style w:type="paragraph" w:styleId="Heading1">
+  <w:style w:type="paragraph" w:styleId="1">
     <w:name w:val="heading 1"/>
-    <w:basedOn w:val="Normal"/>
-    <w:next w:val="Normal"/>
-    <w:link w:val="Heading1Char"/>
+    <w:basedOn w:val="a"/>
+    <w:next w:val="a"/>
+    <w:link w:val="1Char"/>
     <w:uiPriority w:val="9"/>
     <w:qFormat/>
     <w:rsid w:val="00CC09DE"/>
@@ -14384,11 +14161,11 @@
       <w:szCs w:val="32"/>
     </w:rPr>
   </w:style>
-  <w:style w:type="paragraph" w:styleId="Heading2">
+  <w:style w:type="paragraph" w:styleId="2">
     <w:name w:val="heading 2"/>
-    <w:basedOn w:val="Normal"/>
-    <w:next w:val="Normal"/>
-    <w:link w:val="Heading2Char"/>
+    <w:basedOn w:val="a"/>
+    <w:next w:val="a"/>
+    <w:link w:val="2Char"/>
     <w:uiPriority w:val="9"/>
     <w:unhideWhenUsed/>
     <w:qFormat/>
@@ -14406,11 +14183,11 @@
       <w:szCs w:val="26"/>
     </w:rPr>
   </w:style>
-  <w:style w:type="paragraph" w:styleId="Heading3">
+  <w:style w:type="paragraph" w:styleId="3">
     <w:name w:val="heading 3"/>
-    <w:basedOn w:val="Normal"/>
-    <w:next w:val="Normal"/>
-    <w:link w:val="Heading3Char"/>
+    <w:basedOn w:val="a"/>
+    <w:next w:val="a"/>
+    <w:link w:val="3Char"/>
     <w:uiPriority w:val="9"/>
     <w:semiHidden/>
     <w:unhideWhenUsed/>
@@ -14429,13 +14206,13 @@
       <w:szCs w:val="24"/>
     </w:rPr>
   </w:style>
-  <w:style w:type="character" w:default="1" w:styleId="DefaultParagraphFont">
+  <w:style w:type="character" w:default="1" w:styleId="a0">
     <w:name w:val="Default Paragraph Font"/>
     <w:uiPriority w:val="1"/>
     <w:semiHidden/>
     <w:unhideWhenUsed/>
   </w:style>
-  <w:style w:type="table" w:default="1" w:styleId="TableNormal">
+  <w:style w:type="table" w:default="1" w:styleId="a1">
     <w:name w:val="Normal Table"/>
     <w:uiPriority w:val="99"/>
     <w:semiHidden/>
@@ -14450,16 +14227,16 @@
       </w:tblCellMar>
     </w:tblPr>
   </w:style>
-  <w:style w:type="numbering" w:default="1" w:styleId="NoList">
+  <w:style w:type="numbering" w:default="1" w:styleId="a2">
     <w:name w:val="No List"/>
     <w:uiPriority w:val="99"/>
     <w:semiHidden/>
     <w:unhideWhenUsed/>
   </w:style>
-  <w:style w:type="character" w:customStyle="1" w:styleId="TitleChar">
-    <w:name w:val="Title Char"/>
-    <w:basedOn w:val="DefaultParagraphFont"/>
-    <w:link w:val="Title"/>
+  <w:style w:type="character" w:customStyle="1" w:styleId="Char">
+    <w:name w:val="Τίτλος Char"/>
+    <w:basedOn w:val="a0"/>
+    <w:link w:val="a3"/>
     <w:uiPriority w:val="10"/>
     <w:qFormat/>
     <w:rsid w:val="00CC09DE"/>
@@ -14471,10 +14248,10 @@
       <w:szCs w:val="56"/>
     </w:rPr>
   </w:style>
-  <w:style w:type="character" w:customStyle="1" w:styleId="Heading1Char">
-    <w:name w:val="Heading 1 Char"/>
-    <w:basedOn w:val="DefaultParagraphFont"/>
-    <w:link w:val="Heading1"/>
+  <w:style w:type="character" w:customStyle="1" w:styleId="1Char">
+    <w:name w:val="Επικεφαλίδα 1 Char"/>
+    <w:basedOn w:val="a0"/>
+    <w:link w:val="1"/>
     <w:uiPriority w:val="9"/>
     <w:qFormat/>
     <w:rsid w:val="00CC09DE"/>
@@ -14485,10 +14262,10 @@
       <w:szCs w:val="32"/>
     </w:rPr>
   </w:style>
-  <w:style w:type="character" w:customStyle="1" w:styleId="Heading3Char">
-    <w:name w:val="Heading 3 Char"/>
-    <w:basedOn w:val="DefaultParagraphFont"/>
-    <w:link w:val="Heading3"/>
+  <w:style w:type="character" w:customStyle="1" w:styleId="3Char">
+    <w:name w:val="Επικεφαλίδα 3 Char"/>
+    <w:basedOn w:val="a0"/>
+    <w:link w:val="3"/>
     <w:uiPriority w:val="9"/>
     <w:semiHidden/>
     <w:qFormat/>
@@ -14500,10 +14277,10 @@
       <w:szCs w:val="24"/>
     </w:rPr>
   </w:style>
-  <w:style w:type="character" w:customStyle="1" w:styleId="Heading2Char">
-    <w:name w:val="Heading 2 Char"/>
-    <w:basedOn w:val="DefaultParagraphFont"/>
-    <w:link w:val="Heading2"/>
+  <w:style w:type="character" w:customStyle="1" w:styleId="2Char">
+    <w:name w:val="Επικεφαλίδα 2 Char"/>
+    <w:basedOn w:val="a0"/>
+    <w:link w:val="2"/>
     <w:uiPriority w:val="9"/>
     <w:qFormat/>
     <w:rsid w:val="00190C6D"/>
@@ -14516,8 +14293,8 @@
   </w:style>
   <w:style w:type="paragraph" w:customStyle="1" w:styleId="Heading">
     <w:name w:val="Heading"/>
-    <w:basedOn w:val="Normal"/>
-    <w:next w:val="BodyText"/>
+    <w:basedOn w:val="a"/>
+    <w:next w:val="a4"/>
     <w:qFormat/>
     <w:pPr>
       <w:keepNext/>
@@ -14529,23 +14306,23 @@
       <w:szCs w:val="28"/>
     </w:rPr>
   </w:style>
-  <w:style w:type="paragraph" w:styleId="BodyText">
+  <w:style w:type="paragraph" w:styleId="a4">
     <w:name w:val="Body Text"/>
-    <w:basedOn w:val="Normal"/>
+    <w:basedOn w:val="a"/>
     <w:pPr>
       <w:spacing w:after="140" w:line="276" w:lineRule="auto"/>
     </w:pPr>
   </w:style>
-  <w:style w:type="paragraph" w:styleId="List">
+  <w:style w:type="paragraph" w:styleId="a5">
     <w:name w:val="List"/>
-    <w:basedOn w:val="BodyText"/>
+    <w:basedOn w:val="a4"/>
     <w:rPr>
       <w:rFonts w:cs="Noto Sans Devanagari"/>
     </w:rPr>
   </w:style>
-  <w:style w:type="paragraph" w:styleId="Caption">
+  <w:style w:type="paragraph" w:styleId="a6">
     <w:name w:val="caption"/>
-    <w:basedOn w:val="Normal"/>
+    <w:basedOn w:val="a"/>
     <w:qFormat/>
     <w:pPr>
       <w:suppressLineNumbers/>
@@ -14561,7 +14338,7 @@
   </w:style>
   <w:style w:type="paragraph" w:customStyle="1" w:styleId="Index">
     <w:name w:val="Index"/>
-    <w:basedOn w:val="Normal"/>
+    <w:basedOn w:val="a"/>
     <w:qFormat/>
     <w:pPr>
       <w:suppressLineNumbers/>
@@ -14570,11 +14347,11 @@
       <w:rFonts w:cs="Noto Sans Devanagari"/>
     </w:rPr>
   </w:style>
-  <w:style w:type="paragraph" w:styleId="Title">
+  <w:style w:type="paragraph" w:styleId="a3">
     <w:name w:val="Title"/>
-    <w:basedOn w:val="Normal"/>
-    <w:next w:val="Normal"/>
-    <w:link w:val="TitleChar"/>
+    <w:basedOn w:val="a"/>
+    <w:next w:val="a"/>
+    <w:link w:val="Char"/>
     <w:uiPriority w:val="10"/>
     <w:qFormat/>
     <w:rsid w:val="00CC09DE"/>
@@ -14590,9 +14367,9 @@
       <w:szCs w:val="56"/>
     </w:rPr>
   </w:style>
-  <w:style w:type="paragraph" w:styleId="ListParagraph">
+  <w:style w:type="paragraph" w:styleId="a7">
     <w:name w:val="List Paragraph"/>
-    <w:basedOn w:val="Normal"/>
+    <w:basedOn w:val="a"/>
     <w:uiPriority w:val="34"/>
     <w:qFormat/>
     <w:rsid w:val="00D53D42"/>
@@ -14601,9 +14378,9 @@
       <w:contextualSpacing/>
     </w:pPr>
   </w:style>
-  <w:style w:type="paragraph" w:styleId="NormalWeb">
+  <w:style w:type="paragraph" w:styleId="Web">
     <w:name w:val="Normal (Web)"/>
-    <w:basedOn w:val="Normal"/>
+    <w:basedOn w:val="a"/>
     <w:uiPriority w:val="99"/>
     <w:semiHidden/>
     <w:unhideWhenUsed/>
